--- a/docs/H2SEP-August-2026-Monthly-Progress-Report.docx
+++ b/docs/H2SEP-August-2026-Monthly-Progress-Report.docx
@@ -796,33 +796,7 @@
                                 <w:sz w:val="20"/>
                                 <w:szCs w:val="20"/>
                               </w:rPr>
-                              <w:t xml:space="preserve">Cold-Formed Metal Framing – 100% complete.</w:t>
-                            </w:r>
-                          </w:p>
-                          <w:p>
-                            <w:pPr>
-                              <w:pStyle w:val="ListParagraph"/>
-                              <w:numPr>
-                                <w:ilvl w:val="0"/>
-                                <w:numId w:val="12"/>
-                              </w:numPr>
-                              <w:rPr>
-                                <w:rFonts w:ascii="Loew 2.0 ExtraBold" w:hAnsi="Loew 2.0 ExtraBold" w:cs="Arial"/>
-                                <w:b/>
-                                <w:color w:val="000000" w:themeColor="text1"/>
-                                <w:sz w:val="20"/>
-                                <w:szCs w:val="20"/>
-                              </w:rPr>
-                            </w:pPr>
-                            <w:r>
-                              <w:rPr>
-                                <w:rFonts w:ascii="Loew 2.0 ExtraBold" w:hAnsi="Loew 2.0 ExtraBold" w:cs="Arial"/>
-                                <w:b/>
-                                <w:color w:val="000000" w:themeColor="text1"/>
-                                <w:sz w:val="20"/>
-                                <w:szCs w:val="20"/>
-                              </w:rPr>
-                              <w:t xml:space="preserve">Light Gauge Metal Framing on 1</w:t>
+                              <w:t xml:space="preserve">Cold-formed and light gauge metal framing, 1</w:t>
                             </w:r>
                             <w:r>
                               <w:rPr>
@@ -843,7 +817,7 @@
                                 <w:sz w:val="20"/>
                                 <w:szCs w:val="20"/>
                               </w:rPr>
-                              <w:t xml:space="preserve">–4</w:t>
+                              <w:t xml:space="preserve"> – 4</w:t>
                             </w:r>
                             <w:r>
                               <w:rPr>
@@ -890,7 +864,7 @@
                                 <w:sz w:val="20"/>
                                 <w:szCs w:val="20"/>
                               </w:rPr>
-                              <w:t xml:space="preserve">MEP’s</w:t>
+                              <w:t xml:space="preserve">MEP's</w:t>
                             </w:r>
                           </w:p>
                           <w:p>
@@ -916,59 +890,7 @@
                                 <w:sz w:val="20"/>
                                 <w:szCs w:val="20"/>
                               </w:rPr>
-                              <w:t xml:space="preserve">Electrical rough-in – All floors passed inspections.</w:t>
-                            </w:r>
-                          </w:p>
-                          <w:p>
-                            <w:pPr>
-                              <w:pStyle w:val="ListParagraph"/>
-                              <w:numPr>
-                                <w:ilvl w:val="1"/>
-                                <w:numId w:val="12"/>
-                              </w:numPr>
-                              <w:rPr>
-                                <w:rFonts w:ascii="Loew 2.0 ExtraBold" w:hAnsi="Loew 2.0 ExtraBold" w:cs="Arial"/>
-                                <w:b/>
-                                <w:color w:val="000000" w:themeColor="text1"/>
-                                <w:sz w:val="20"/>
-                                <w:szCs w:val="20"/>
-                              </w:rPr>
-                            </w:pPr>
-                            <w:r>
-                              <w:rPr>
-                                <w:rFonts w:ascii="Loew 2.0 ExtraBold" w:hAnsi="Loew 2.0 ExtraBold" w:cs="Arial"/>
-                                <w:b/>
-                                <w:color w:val="000000" w:themeColor="text1"/>
-                                <w:sz w:val="20"/>
-                                <w:szCs w:val="20"/>
-                              </w:rPr>
-                              <w:t xml:space="preserve">Plumbing rough-in – All floors passed inspections.</w:t>
-                            </w:r>
-                          </w:p>
-                          <w:p>
-                            <w:pPr>
-                              <w:pStyle w:val="ListParagraph"/>
-                              <w:numPr>
-                                <w:ilvl w:val="1"/>
-                                <w:numId w:val="12"/>
-                              </w:numPr>
-                              <w:rPr>
-                                <w:rFonts w:ascii="Loew 2.0 ExtraBold" w:hAnsi="Loew 2.0 ExtraBold" w:cs="Arial"/>
-                                <w:b/>
-                                <w:color w:val="000000" w:themeColor="text1"/>
-                                <w:sz w:val="20"/>
-                                <w:szCs w:val="20"/>
-                              </w:rPr>
-                            </w:pPr>
-                            <w:r>
-                              <w:rPr>
-                                <w:rFonts w:ascii="Loew 2.0 ExtraBold" w:hAnsi="Loew 2.0 ExtraBold" w:cs="Arial"/>
-                                <w:b/>
-                                <w:color w:val="000000" w:themeColor="text1"/>
-                                <w:sz w:val="20"/>
-                                <w:szCs w:val="20"/>
-                              </w:rPr>
-                              <w:t xml:space="preserve">Fire sprinkler – All floors passed inspection and hydro test.</w:t>
+                              <w:t xml:space="preserve">Electrical, plumbing, and fire sprinkler rough-in – 100% complete; all floors passed inspections and hydro test.</w:t>
                             </w:r>
                           </w:p>
                           <w:p>
@@ -1083,28 +1005,7 @@
                                 <w:sz w:val="20"/>
                                 <w:szCs w:val="20"/>
                               </w:rPr>
-                              <w:t xml:space="preserve"> floor 08/17/2026 – 08/18/2026; plumbing finish – 4</w:t>
-                            </w:r>
-                            <w:r>
-                              <w:rPr>
-                                <w:rFonts w:ascii="Loew 2.0 ExtraBold" w:hAnsi="Loew 2.0 ExtraBold" w:cs="Arial"/>
-                                <w:b/>
-                                <w:color w:val="000000" w:themeColor="text1"/>
-                                <w:sz w:val="20"/>
-                                <w:szCs w:val="20"/>
-                                <w:vertAlign w:val="superscript"/>
-                              </w:rPr>
-                              <w:t>th</w:t>
-                            </w:r>
-                            <w:r>
-                              <w:rPr>
-                                <w:rFonts w:ascii="Loew 2.0 ExtraBold" w:hAnsi="Loew 2.0 ExtraBold" w:cs="Arial"/>
-                                <w:b/>
-                                <w:color w:val="000000" w:themeColor="text1"/>
-                                <w:sz w:val="20"/>
-                                <w:szCs w:val="20"/>
-                              </w:rPr>
-                              <w:t xml:space="preserve"> floor 08/17/2026 – 08/21/2026.</w:t>
+                              <w:t xml:space="preserve"> floor and plumbing finish underway.</w:t>
                             </w:r>
                           </w:p>
                           <w:p>
@@ -1131,32 +1032,6 @@
                                 <w:szCs w:val="20"/>
                               </w:rPr>
                               <w:t xml:space="preserve">HVAC units set and installed – 100% complete; remaining ductwork trim ongoing.</w:t>
-                            </w:r>
-                          </w:p>
-                          <w:p>
-                            <w:pPr>
-                              <w:pStyle w:val="ListParagraph"/>
-                              <w:numPr>
-                                <w:ilvl w:val="1"/>
-                                <w:numId w:val="12"/>
-                              </w:numPr>
-                              <w:rPr>
-                                <w:rFonts w:ascii="Loew 2.0 ExtraBold" w:hAnsi="Loew 2.0 ExtraBold" w:cs="Arial"/>
-                                <w:b/>
-                                <w:color w:val="000000" w:themeColor="text1"/>
-                                <w:sz w:val="20"/>
-                                <w:szCs w:val="20"/>
-                              </w:rPr>
-                            </w:pPr>
-                            <w:r>
-                              <w:rPr>
-                                <w:rFonts w:ascii="Loew 2.0 ExtraBold" w:hAnsi="Loew 2.0 ExtraBold" w:cs="Arial"/>
-                                <w:b/>
-                                <w:color w:val="000000" w:themeColor="text1"/>
-                                <w:sz w:val="20"/>
-                                <w:szCs w:val="20"/>
-                              </w:rPr>
-                              <w:t xml:space="preserve">Mechanical and electrical to remobilize for remaining trim-out in a single mobilization once staging guestrooms are cleared and exterior windows closed (targeted 08/19/2026).</w:t>
                             </w:r>
                           </w:p>
                           <w:p>
@@ -1260,7 +1135,7 @@
                                 <w:sz w:val="20"/>
                                 <w:szCs w:val="20"/>
                               </w:rPr>
-                              <w:t xml:space="preserve">EFIS – remaining flash and install 50% complete; completion scheduled 08/25/2026.</w:t>
+                              <w:t xml:space="preserve">EFIS – remaining flash and install 50% complete.</w:t>
                             </w:r>
                           </w:p>
                           <w:p>
@@ -1286,7 +1161,7 @@
                                 <w:sz w:val="20"/>
                                 <w:szCs w:val="20"/>
                               </w:rPr>
-                              <w:t xml:space="preserve">Windows – closing of remaining exterior openings underway, targeted 08/19/2026; caulking 08/24/2026.</w:t>
+                              <w:t xml:space="preserve">Windows – closing of remaining exterior openings underway; caulking to follow.</w:t>
                             </w:r>
                           </w:p>
                           <w:p>
@@ -1338,7 +1213,7 @@
                                 <w:sz w:val="20"/>
                                 <w:szCs w:val="20"/>
                               </w:rPr>
-                              <w:t xml:space="preserve">Dumpster Enclosure – 90% complete; roll-up door and lighting 08/21/2026 – 08/28/2026.</w:t>
+                              <w:t xml:space="preserve">Dumpster Enclosure – 90% complete; roll-up door and lighting remaining.</w:t>
                             </w:r>
                           </w:p>
                           <w:p>
@@ -1432,7 +1307,7 @@
                                 <w:sz w:val="20"/>
                                 <w:szCs w:val="20"/>
                               </w:rPr>
-                              <w:t xml:space="preserve"> floors 100% complete; frames and doors 3</w:t>
+                              <w:t xml:space="preserve"> floors 100% complete; 3</w:t>
                             </w:r>
                             <w:r>
                               <w:rPr>
@@ -1453,7 +1328,7 @@
                                 <w:sz w:val="20"/>
                                 <w:szCs w:val="20"/>
                               </w:rPr>
-                              <w:t xml:space="preserve"> floor 08/17/2026 – 08/19/2026, 4</w:t>
+                              <w:t xml:space="preserve"> floor underway, 4</w:t>
                             </w:r>
                             <w:r>
                               <w:rPr>
@@ -1474,7 +1349,7 @@
                                 <w:sz w:val="20"/>
                                 <w:szCs w:val="20"/>
                               </w:rPr>
-                              <w:t xml:space="preserve"> floor 08/20/2026 – 08/26/2026.</w:t>
+                              <w:t xml:space="preserve"> floor to follow.</w:t>
                             </w:r>
                           </w:p>
                           <w:p>
@@ -1500,7 +1375,7 @@
                                 <w:sz w:val="20"/>
                                 <w:szCs w:val="20"/>
                               </w:rPr>
-                              <w:t xml:space="preserve">Gypcrete – 100% complete; corridor and stair-landing repairs begin 08/20/2026.</w:t>
+                              <w:t xml:space="preserve">Gypcrete – 100% complete; corridor and stair-landing repairs to follow.</w:t>
                             </w:r>
                           </w:p>
                           <w:p>
@@ -1553,6 +1428,194 @@
                                 <w:szCs w:val="20"/>
                               </w:rPr>
                               <w:t xml:space="preserve">Ceramic flooring – 90% complete all floors.</w:t>
+                            </w:r>
+                          </w:p>
+                          <w:p>
+                            <w:pPr>
+                              <w:pStyle w:val="ListParagraph"/>
+                              <w:numPr>
+                                <w:ilvl w:val="0"/>
+                                <w:numId w:val="12"/>
+                              </w:numPr>
+                              <w:rPr>
+                                <w:rFonts w:ascii="Loew 2.0 ExtraBold" w:hAnsi="Loew 2.0 ExtraBold" w:cs="Arial"/>
+                                <w:b/>
+                                <w:color w:val="000000" w:themeColor="text1"/>
+                                <w:sz w:val="20"/>
+                                <w:szCs w:val="20"/>
+                              </w:rPr>
+                            </w:pPr>
+                            <w:r>
+                              <w:rPr>
+                                <w:rFonts w:ascii="Loew 2.0 ExtraBold" w:hAnsi="Loew 2.0 ExtraBold" w:cs="Arial"/>
+                                <w:b/>
+                                <w:color w:val="000000" w:themeColor="text1"/>
+                                <w:sz w:val="20"/>
+                                <w:szCs w:val="20"/>
+                              </w:rPr>
+                              <w:t xml:space="preserve">Interior Finish-Out by Floor – 40% complete overall.</w:t>
+                            </w:r>
+                          </w:p>
+                          <w:p>
+                            <w:pPr>
+                              <w:pStyle w:val="ListParagraph"/>
+                              <w:numPr>
+                                <w:ilvl w:val="1"/>
+                                <w:numId w:val="12"/>
+                              </w:numPr>
+                              <w:rPr>
+                                <w:rFonts w:ascii="Loew 2.0 ExtraBold" w:hAnsi="Loew 2.0 ExtraBold" w:cs="Arial"/>
+                                <w:b/>
+                                <w:color w:val="000000" w:themeColor="text1"/>
+                                <w:sz w:val="20"/>
+                                <w:szCs w:val="20"/>
+                              </w:rPr>
+                            </w:pPr>
+                            <w:r>
+                              <w:rPr>
+                                <w:rFonts w:ascii="Loew 2.0 ExtraBold" w:hAnsi="Loew 2.0 ExtraBold" w:cs="Arial"/>
+                                <w:b/>
+                                <w:color w:val="000000" w:themeColor="text1"/>
+                                <w:sz w:val="20"/>
+                                <w:szCs w:val="20"/>
+                              </w:rPr>
+                              <w:t xml:space="preserve">Guestrooms / common areas – 1</w:t>
+                            </w:r>
+                            <w:r>
+                              <w:rPr>
+                                <w:rFonts w:ascii="Loew 2.0 ExtraBold" w:hAnsi="Loew 2.0 ExtraBold" w:cs="Arial"/>
+                                <w:b/>
+                                <w:color w:val="000000" w:themeColor="text1"/>
+                                <w:sz w:val="20"/>
+                                <w:szCs w:val="20"/>
+                                <w:vertAlign w:val="superscript"/>
+                              </w:rPr>
+                              <w:t>st</w:t>
+                            </w:r>
+                            <w:r>
+                              <w:rPr>
+                                <w:rFonts w:ascii="Loew 2.0 ExtraBold" w:hAnsi="Loew 2.0 ExtraBold" w:cs="Arial"/>
+                                <w:b/>
+                                <w:color w:val="000000" w:themeColor="text1"/>
+                                <w:sz w:val="20"/>
+                                <w:szCs w:val="20"/>
+                              </w:rPr>
+                              <w:t xml:space="preserve"> floor 80% / 55%; 2</w:t>
+                            </w:r>
+                            <w:r>
+                              <w:rPr>
+                                <w:rFonts w:ascii="Loew 2.0 ExtraBold" w:hAnsi="Loew 2.0 ExtraBold" w:cs="Arial"/>
+                                <w:b/>
+                                <w:color w:val="000000" w:themeColor="text1"/>
+                                <w:sz w:val="20"/>
+                                <w:szCs w:val="20"/>
+                                <w:vertAlign w:val="superscript"/>
+                              </w:rPr>
+                              <w:t>nd</w:t>
+                            </w:r>
+                            <w:r>
+                              <w:rPr>
+                                <w:rFonts w:ascii="Loew 2.0 ExtraBold" w:hAnsi="Loew 2.0 ExtraBold" w:cs="Arial"/>
+                                <w:b/>
+                                <w:color w:val="000000" w:themeColor="text1"/>
+                                <w:sz w:val="20"/>
+                                <w:szCs w:val="20"/>
+                              </w:rPr>
+                              <w:t xml:space="preserve"> floor 39% / 14%; 3</w:t>
+                            </w:r>
+                            <w:r>
+                              <w:rPr>
+                                <w:rFonts w:ascii="Loew 2.0 ExtraBold" w:hAnsi="Loew 2.0 ExtraBold" w:cs="Arial"/>
+                                <w:b/>
+                                <w:color w:val="000000" w:themeColor="text1"/>
+                                <w:sz w:val="20"/>
+                                <w:szCs w:val="20"/>
+                                <w:vertAlign w:val="superscript"/>
+                              </w:rPr>
+                              <w:t>rd</w:t>
+                            </w:r>
+                            <w:r>
+                              <w:rPr>
+                                <w:rFonts w:ascii="Loew 2.0 ExtraBold" w:hAnsi="Loew 2.0 ExtraBold" w:cs="Arial"/>
+                                <w:b/>
+                                <w:color w:val="000000" w:themeColor="text1"/>
+                                <w:sz w:val="20"/>
+                                <w:szCs w:val="20"/>
+                              </w:rPr>
+                              <w:t xml:space="preserve"> floor 33% / 40%; 4</w:t>
+                            </w:r>
+                            <w:r>
+                              <w:rPr>
+                                <w:rFonts w:ascii="Loew 2.0 ExtraBold" w:hAnsi="Loew 2.0 ExtraBold" w:cs="Arial"/>
+                                <w:b/>
+                                <w:color w:val="000000" w:themeColor="text1"/>
+                                <w:sz w:val="20"/>
+                                <w:szCs w:val="20"/>
+                                <w:vertAlign w:val="superscript"/>
+                              </w:rPr>
+                              <w:t>th</w:t>
+                            </w:r>
+                            <w:r>
+                              <w:rPr>
+                                <w:rFonts w:ascii="Loew 2.0 ExtraBold" w:hAnsi="Loew 2.0 ExtraBold" w:cs="Arial"/>
+                                <w:b/>
+                                <w:color w:val="000000" w:themeColor="text1"/>
+                                <w:sz w:val="20"/>
+                                <w:szCs w:val="20"/>
+                              </w:rPr>
+                              <w:t xml:space="preserve"> floor 37% / 22%.</w:t>
+                            </w:r>
+                          </w:p>
+                          <w:p>
+                            <w:pPr>
+                              <w:pStyle w:val="ListParagraph"/>
+                              <w:numPr>
+                                <w:ilvl w:val="1"/>
+                                <w:numId w:val="12"/>
+                              </w:numPr>
+                              <w:rPr>
+                                <w:rFonts w:ascii="Loew 2.0 ExtraBold" w:hAnsi="Loew 2.0 ExtraBold" w:cs="Arial"/>
+                                <w:b/>
+                                <w:color w:val="000000" w:themeColor="text1"/>
+                                <w:sz w:val="20"/>
+                                <w:szCs w:val="20"/>
+                              </w:rPr>
+                            </w:pPr>
+                            <w:r>
+                              <w:rPr>
+                                <w:rFonts w:ascii="Loew 2.0 ExtraBold" w:hAnsi="Loew 2.0 ExtraBold" w:cs="Arial"/>
+                                <w:b/>
+                                <w:color w:val="000000" w:themeColor="text1"/>
+                                <w:sz w:val="20"/>
+                                <w:szCs w:val="20"/>
+                              </w:rPr>
+                              <w:t xml:space="preserve">FF&amp;E installation currently paused; 14 guestrooms remain.</w:t>
+                            </w:r>
+                          </w:p>
+                          <w:p>
+                            <w:pPr>
+                              <w:pStyle w:val="ListParagraph"/>
+                              <w:numPr>
+                                <w:ilvl w:val="0"/>
+                                <w:numId w:val="12"/>
+                              </w:numPr>
+                              <w:rPr>
+                                <w:rFonts w:ascii="Loew 2.0 ExtraBold" w:hAnsi="Loew 2.0 ExtraBold" w:cs="Arial"/>
+                                <w:b/>
+                                <w:color w:val="000000" w:themeColor="text1"/>
+                                <w:sz w:val="20"/>
+                                <w:szCs w:val="20"/>
+                              </w:rPr>
+                            </w:pPr>
+                            <w:r>
+                              <w:rPr>
+                                <w:rFonts w:ascii="Loew 2.0 ExtraBold" w:hAnsi="Loew 2.0 ExtraBold" w:cs="Arial"/>
+                                <w:b/>
+                                <w:color w:val="000000" w:themeColor="text1"/>
+                                <w:sz w:val="20"/>
+                                <w:szCs w:val="20"/>
+                              </w:rPr>
+                              <w:t xml:space="preserve">Elevators – installation underway with TKE on site; approximately three weeks to completion.</w:t>
                             </w:r>
                           </w:p>
                         </w:txbxContent>
@@ -1621,33 +1684,7 @@
                           <w:sz w:val="20"/>
                           <w:szCs w:val="20"/>
                         </w:rPr>
-                        <w:t xml:space="preserve">Cold-Formed Metal Framing – 100% complete.</w:t>
-                      </w:r>
-                    </w:p>
-                    <w:p>
-                      <w:pPr>
-                        <w:pStyle w:val="ListParagraph"/>
-                        <w:numPr>
-                          <w:ilvl w:val="0"/>
-                          <w:numId w:val="12"/>
-                        </w:numPr>
-                        <w:rPr>
-                          <w:rFonts w:ascii="Loew 2.0 ExtraBold" w:hAnsi="Loew 2.0 ExtraBold" w:cs="Arial"/>
-                          <w:b/>
-                          <w:color w:val="000000" w:themeColor="text1"/>
-                          <w:sz w:val="20"/>
-                          <w:szCs w:val="20"/>
-                        </w:rPr>
-                      </w:pPr>
-                      <w:r>
-                        <w:rPr>
-                          <w:rFonts w:ascii="Loew 2.0 ExtraBold" w:hAnsi="Loew 2.0 ExtraBold" w:cs="Arial"/>
-                          <w:b/>
-                          <w:color w:val="000000" w:themeColor="text1"/>
-                          <w:sz w:val="20"/>
-                          <w:szCs w:val="20"/>
-                        </w:rPr>
-                        <w:t xml:space="preserve">Light Gauge Metal Framing on 1</w:t>
+                        <w:t xml:space="preserve">Cold-formed and light gauge metal framing, 1</w:t>
                       </w:r>
                       <w:r>
                         <w:rPr>
@@ -1668,7 +1705,7 @@
                           <w:sz w:val="20"/>
                           <w:szCs w:val="20"/>
                         </w:rPr>
-                        <w:t xml:space="preserve">–4</w:t>
+                        <w:t xml:space="preserve"> – 4</w:t>
                       </w:r>
                       <w:r>
                         <w:rPr>
@@ -1715,7 +1752,7 @@
                           <w:sz w:val="20"/>
                           <w:szCs w:val="20"/>
                         </w:rPr>
-                        <w:t xml:space="preserve">MEP’s</w:t>
+                        <w:t xml:space="preserve">MEP's</w:t>
                       </w:r>
                     </w:p>
                     <w:p>
@@ -1741,59 +1778,7 @@
                           <w:sz w:val="20"/>
                           <w:szCs w:val="20"/>
                         </w:rPr>
-                        <w:t xml:space="preserve">Electrical rough-in – All floors passed inspections.</w:t>
-                      </w:r>
-                    </w:p>
-                    <w:p>
-                      <w:pPr>
-                        <w:pStyle w:val="ListParagraph"/>
-                        <w:numPr>
-                          <w:ilvl w:val="1"/>
-                          <w:numId w:val="12"/>
-                        </w:numPr>
-                        <w:rPr>
-                          <w:rFonts w:ascii="Loew 2.0 ExtraBold" w:hAnsi="Loew 2.0 ExtraBold" w:cs="Arial"/>
-                          <w:b/>
-                          <w:color w:val="000000" w:themeColor="text1"/>
-                          <w:sz w:val="20"/>
-                          <w:szCs w:val="20"/>
-                        </w:rPr>
-                      </w:pPr>
-                      <w:r>
-                        <w:rPr>
-                          <w:rFonts w:ascii="Loew 2.0 ExtraBold" w:hAnsi="Loew 2.0 ExtraBold" w:cs="Arial"/>
-                          <w:b/>
-                          <w:color w:val="000000" w:themeColor="text1"/>
-                          <w:sz w:val="20"/>
-                          <w:szCs w:val="20"/>
-                        </w:rPr>
-                        <w:t xml:space="preserve">Plumbing rough-in – All floors passed inspections.</w:t>
-                      </w:r>
-                    </w:p>
-                    <w:p>
-                      <w:pPr>
-                        <w:pStyle w:val="ListParagraph"/>
-                        <w:numPr>
-                          <w:ilvl w:val="1"/>
-                          <w:numId w:val="12"/>
-                        </w:numPr>
-                        <w:rPr>
-                          <w:rFonts w:ascii="Loew 2.0 ExtraBold" w:hAnsi="Loew 2.0 ExtraBold" w:cs="Arial"/>
-                          <w:b/>
-                          <w:color w:val="000000" w:themeColor="text1"/>
-                          <w:sz w:val="20"/>
-                          <w:szCs w:val="20"/>
-                        </w:rPr>
-                      </w:pPr>
-                      <w:r>
-                        <w:rPr>
-                          <w:rFonts w:ascii="Loew 2.0 ExtraBold" w:hAnsi="Loew 2.0 ExtraBold" w:cs="Arial"/>
-                          <w:b/>
-                          <w:color w:val="000000" w:themeColor="text1"/>
-                          <w:sz w:val="20"/>
-                          <w:szCs w:val="20"/>
-                        </w:rPr>
-                        <w:t xml:space="preserve">Fire sprinkler – All floors passed inspection and hydro test.</w:t>
+                        <w:t xml:space="preserve">Electrical, plumbing, and fire sprinkler rough-in – 100% complete; all floors passed inspections and hydro test.</w:t>
                       </w:r>
                     </w:p>
                     <w:p>
@@ -1908,28 +1893,7 @@
                           <w:sz w:val="20"/>
                           <w:szCs w:val="20"/>
                         </w:rPr>
-                        <w:t xml:space="preserve"> floor 08/17/2026 – 08/18/2026; plumbing finish – 4</w:t>
-                      </w:r>
-                      <w:r>
-                        <w:rPr>
-                          <w:rFonts w:ascii="Loew 2.0 ExtraBold" w:hAnsi="Loew 2.0 ExtraBold" w:cs="Arial"/>
-                          <w:b/>
-                          <w:color w:val="000000" w:themeColor="text1"/>
-                          <w:sz w:val="20"/>
-                          <w:szCs w:val="20"/>
-                          <w:vertAlign w:val="superscript"/>
-                        </w:rPr>
-                        <w:t>th</w:t>
-                      </w:r>
-                      <w:r>
-                        <w:rPr>
-                          <w:rFonts w:ascii="Loew 2.0 ExtraBold" w:hAnsi="Loew 2.0 ExtraBold" w:cs="Arial"/>
-                          <w:b/>
-                          <w:color w:val="000000" w:themeColor="text1"/>
-                          <w:sz w:val="20"/>
-                          <w:szCs w:val="20"/>
-                        </w:rPr>
-                        <w:t xml:space="preserve"> floor 08/17/2026 – 08/21/2026.</w:t>
+                        <w:t xml:space="preserve"> floor and plumbing finish underway.</w:t>
                       </w:r>
                     </w:p>
                     <w:p>
@@ -1956,32 +1920,6 @@
                           <w:szCs w:val="20"/>
                         </w:rPr>
                         <w:t xml:space="preserve">HVAC units set and installed – 100% complete; remaining ductwork trim ongoing.</w:t>
-                      </w:r>
-                    </w:p>
-                    <w:p>
-                      <w:pPr>
-                        <w:pStyle w:val="ListParagraph"/>
-                        <w:numPr>
-                          <w:ilvl w:val="1"/>
-                          <w:numId w:val="12"/>
-                        </w:numPr>
-                        <w:rPr>
-                          <w:rFonts w:ascii="Loew 2.0 ExtraBold" w:hAnsi="Loew 2.0 ExtraBold" w:cs="Arial"/>
-                          <w:b/>
-                          <w:color w:val="000000" w:themeColor="text1"/>
-                          <w:sz w:val="20"/>
-                          <w:szCs w:val="20"/>
-                        </w:rPr>
-                      </w:pPr>
-                      <w:r>
-                        <w:rPr>
-                          <w:rFonts w:ascii="Loew 2.0 ExtraBold" w:hAnsi="Loew 2.0 ExtraBold" w:cs="Arial"/>
-                          <w:b/>
-                          <w:color w:val="000000" w:themeColor="text1"/>
-                          <w:sz w:val="20"/>
-                          <w:szCs w:val="20"/>
-                        </w:rPr>
-                        <w:t xml:space="preserve">Mechanical and electrical to remobilize for remaining trim-out in a single mobilization once staging guestrooms are cleared and exterior windows closed (targeted 08/19/2026).</w:t>
                       </w:r>
                     </w:p>
                     <w:p>
@@ -2085,7 +2023,7 @@
                           <w:sz w:val="20"/>
                           <w:szCs w:val="20"/>
                         </w:rPr>
-                        <w:t xml:space="preserve">EFIS – remaining flash and install 50% complete; completion scheduled 08/25/2026.</w:t>
+                        <w:t xml:space="preserve">EFIS – remaining flash and install 50% complete.</w:t>
                       </w:r>
                     </w:p>
                     <w:p>
@@ -2111,7 +2049,7 @@
                           <w:sz w:val="20"/>
                           <w:szCs w:val="20"/>
                         </w:rPr>
-                        <w:t xml:space="preserve">Windows – closing of remaining exterior openings underway, targeted 08/19/2026; caulking 08/24/2026.</w:t>
+                        <w:t xml:space="preserve">Windows – closing of remaining exterior openings underway; caulking to follow.</w:t>
                       </w:r>
                     </w:p>
                     <w:p>
@@ -2163,7 +2101,7 @@
                           <w:sz w:val="20"/>
                           <w:szCs w:val="20"/>
                         </w:rPr>
-                        <w:t xml:space="preserve">Dumpster Enclosure – 90% complete; roll-up door and lighting 08/21/2026 – 08/28/2026.</w:t>
+                        <w:t xml:space="preserve">Dumpster Enclosure – 90% complete; roll-up door and lighting remaining.</w:t>
                       </w:r>
                     </w:p>
                     <w:p>
@@ -2257,7 +2195,7 @@
                           <w:sz w:val="20"/>
                           <w:szCs w:val="20"/>
                         </w:rPr>
-                        <w:t xml:space="preserve"> floors 100% complete; frames and doors 3</w:t>
+                        <w:t xml:space="preserve"> floors 100% complete; 3</w:t>
                       </w:r>
                       <w:r>
                         <w:rPr>
@@ -2278,7 +2216,7 @@
                           <w:sz w:val="20"/>
                           <w:szCs w:val="20"/>
                         </w:rPr>
-                        <w:t xml:space="preserve"> floor 08/17/2026 – 08/19/2026, 4</w:t>
+                        <w:t xml:space="preserve"> floor underway, 4</w:t>
                       </w:r>
                       <w:r>
                         <w:rPr>
@@ -2299,7 +2237,7 @@
                           <w:sz w:val="20"/>
                           <w:szCs w:val="20"/>
                         </w:rPr>
-                        <w:t xml:space="preserve"> floor 08/20/2026 – 08/26/2026.</w:t>
+                        <w:t xml:space="preserve"> floor to follow.</w:t>
                       </w:r>
                     </w:p>
                     <w:p>
@@ -2325,7 +2263,7 @@
                           <w:sz w:val="20"/>
                           <w:szCs w:val="20"/>
                         </w:rPr>
-                        <w:t xml:space="preserve">Gypcrete – 100% complete; corridor and stair-landing repairs begin 08/20/2026.</w:t>
+                        <w:t xml:space="preserve">Gypcrete – 100% complete; corridor and stair-landing repairs to follow.</w:t>
                       </w:r>
                     </w:p>
                     <w:p>
@@ -2378,6 +2316,194 @@
                           <w:szCs w:val="20"/>
                         </w:rPr>
                         <w:t xml:space="preserve">Ceramic flooring – 90% complete all floors.</w:t>
+                      </w:r>
+                    </w:p>
+                    <w:p>
+                      <w:pPr>
+                        <w:pStyle w:val="ListParagraph"/>
+                        <w:numPr>
+                          <w:ilvl w:val="0"/>
+                          <w:numId w:val="12"/>
+                        </w:numPr>
+                        <w:rPr>
+                          <w:rFonts w:ascii="Loew 2.0 ExtraBold" w:hAnsi="Loew 2.0 ExtraBold" w:cs="Arial"/>
+                          <w:b/>
+                          <w:color w:val="000000" w:themeColor="text1"/>
+                          <w:sz w:val="20"/>
+                          <w:szCs w:val="20"/>
+                        </w:rPr>
+                      </w:pPr>
+                      <w:r>
+                        <w:rPr>
+                          <w:rFonts w:ascii="Loew 2.0 ExtraBold" w:hAnsi="Loew 2.0 ExtraBold" w:cs="Arial"/>
+                          <w:b/>
+                          <w:color w:val="000000" w:themeColor="text1"/>
+                          <w:sz w:val="20"/>
+                          <w:szCs w:val="20"/>
+                        </w:rPr>
+                        <w:t xml:space="preserve">Interior Finish-Out by Floor – 40% complete overall.</w:t>
+                      </w:r>
+                    </w:p>
+                    <w:p>
+                      <w:pPr>
+                        <w:pStyle w:val="ListParagraph"/>
+                        <w:numPr>
+                          <w:ilvl w:val="1"/>
+                          <w:numId w:val="12"/>
+                        </w:numPr>
+                        <w:rPr>
+                          <w:rFonts w:ascii="Loew 2.0 ExtraBold" w:hAnsi="Loew 2.0 ExtraBold" w:cs="Arial"/>
+                          <w:b/>
+                          <w:color w:val="000000" w:themeColor="text1"/>
+                          <w:sz w:val="20"/>
+                          <w:szCs w:val="20"/>
+                        </w:rPr>
+                      </w:pPr>
+                      <w:r>
+                        <w:rPr>
+                          <w:rFonts w:ascii="Loew 2.0 ExtraBold" w:hAnsi="Loew 2.0 ExtraBold" w:cs="Arial"/>
+                          <w:b/>
+                          <w:color w:val="000000" w:themeColor="text1"/>
+                          <w:sz w:val="20"/>
+                          <w:szCs w:val="20"/>
+                        </w:rPr>
+                        <w:t xml:space="preserve">Guestrooms / common areas – 1</w:t>
+                      </w:r>
+                      <w:r>
+                        <w:rPr>
+                          <w:rFonts w:ascii="Loew 2.0 ExtraBold" w:hAnsi="Loew 2.0 ExtraBold" w:cs="Arial"/>
+                          <w:b/>
+                          <w:color w:val="000000" w:themeColor="text1"/>
+                          <w:sz w:val="20"/>
+                          <w:szCs w:val="20"/>
+                          <w:vertAlign w:val="superscript"/>
+                        </w:rPr>
+                        <w:t>st</w:t>
+                      </w:r>
+                      <w:r>
+                        <w:rPr>
+                          <w:rFonts w:ascii="Loew 2.0 ExtraBold" w:hAnsi="Loew 2.0 ExtraBold" w:cs="Arial"/>
+                          <w:b/>
+                          <w:color w:val="000000" w:themeColor="text1"/>
+                          <w:sz w:val="20"/>
+                          <w:szCs w:val="20"/>
+                        </w:rPr>
+                        <w:t xml:space="preserve"> floor 80% / 55%; 2</w:t>
+                      </w:r>
+                      <w:r>
+                        <w:rPr>
+                          <w:rFonts w:ascii="Loew 2.0 ExtraBold" w:hAnsi="Loew 2.0 ExtraBold" w:cs="Arial"/>
+                          <w:b/>
+                          <w:color w:val="000000" w:themeColor="text1"/>
+                          <w:sz w:val="20"/>
+                          <w:szCs w:val="20"/>
+                          <w:vertAlign w:val="superscript"/>
+                        </w:rPr>
+                        <w:t>nd</w:t>
+                      </w:r>
+                      <w:r>
+                        <w:rPr>
+                          <w:rFonts w:ascii="Loew 2.0 ExtraBold" w:hAnsi="Loew 2.0 ExtraBold" w:cs="Arial"/>
+                          <w:b/>
+                          <w:color w:val="000000" w:themeColor="text1"/>
+                          <w:sz w:val="20"/>
+                          <w:szCs w:val="20"/>
+                        </w:rPr>
+                        <w:t xml:space="preserve"> floor 39% / 14%; 3</w:t>
+                      </w:r>
+                      <w:r>
+                        <w:rPr>
+                          <w:rFonts w:ascii="Loew 2.0 ExtraBold" w:hAnsi="Loew 2.0 ExtraBold" w:cs="Arial"/>
+                          <w:b/>
+                          <w:color w:val="000000" w:themeColor="text1"/>
+                          <w:sz w:val="20"/>
+                          <w:szCs w:val="20"/>
+                          <w:vertAlign w:val="superscript"/>
+                        </w:rPr>
+                        <w:t>rd</w:t>
+                      </w:r>
+                      <w:r>
+                        <w:rPr>
+                          <w:rFonts w:ascii="Loew 2.0 ExtraBold" w:hAnsi="Loew 2.0 ExtraBold" w:cs="Arial"/>
+                          <w:b/>
+                          <w:color w:val="000000" w:themeColor="text1"/>
+                          <w:sz w:val="20"/>
+                          <w:szCs w:val="20"/>
+                        </w:rPr>
+                        <w:t xml:space="preserve"> floor 33% / 40%; 4</w:t>
+                      </w:r>
+                      <w:r>
+                        <w:rPr>
+                          <w:rFonts w:ascii="Loew 2.0 ExtraBold" w:hAnsi="Loew 2.0 ExtraBold" w:cs="Arial"/>
+                          <w:b/>
+                          <w:color w:val="000000" w:themeColor="text1"/>
+                          <w:sz w:val="20"/>
+                          <w:szCs w:val="20"/>
+                          <w:vertAlign w:val="superscript"/>
+                        </w:rPr>
+                        <w:t>th</w:t>
+                      </w:r>
+                      <w:r>
+                        <w:rPr>
+                          <w:rFonts w:ascii="Loew 2.0 ExtraBold" w:hAnsi="Loew 2.0 ExtraBold" w:cs="Arial"/>
+                          <w:b/>
+                          <w:color w:val="000000" w:themeColor="text1"/>
+                          <w:sz w:val="20"/>
+                          <w:szCs w:val="20"/>
+                        </w:rPr>
+                        <w:t xml:space="preserve"> floor 37% / 22%.</w:t>
+                      </w:r>
+                    </w:p>
+                    <w:p>
+                      <w:pPr>
+                        <w:pStyle w:val="ListParagraph"/>
+                        <w:numPr>
+                          <w:ilvl w:val="1"/>
+                          <w:numId w:val="12"/>
+                        </w:numPr>
+                        <w:rPr>
+                          <w:rFonts w:ascii="Loew 2.0 ExtraBold" w:hAnsi="Loew 2.0 ExtraBold" w:cs="Arial"/>
+                          <w:b/>
+                          <w:color w:val="000000" w:themeColor="text1"/>
+                          <w:sz w:val="20"/>
+                          <w:szCs w:val="20"/>
+                        </w:rPr>
+                      </w:pPr>
+                      <w:r>
+                        <w:rPr>
+                          <w:rFonts w:ascii="Loew 2.0 ExtraBold" w:hAnsi="Loew 2.0 ExtraBold" w:cs="Arial"/>
+                          <w:b/>
+                          <w:color w:val="000000" w:themeColor="text1"/>
+                          <w:sz w:val="20"/>
+                          <w:szCs w:val="20"/>
+                        </w:rPr>
+                        <w:t xml:space="preserve">FF&amp;E installation currently paused; 14 guestrooms remain.</w:t>
+                      </w:r>
+                    </w:p>
+                    <w:p>
+                      <w:pPr>
+                        <w:pStyle w:val="ListParagraph"/>
+                        <w:numPr>
+                          <w:ilvl w:val="0"/>
+                          <w:numId w:val="12"/>
+                        </w:numPr>
+                        <w:rPr>
+                          <w:rFonts w:ascii="Loew 2.0 ExtraBold" w:hAnsi="Loew 2.0 ExtraBold" w:cs="Arial"/>
+                          <w:b/>
+                          <w:color w:val="000000" w:themeColor="text1"/>
+                          <w:sz w:val="20"/>
+                          <w:szCs w:val="20"/>
+                        </w:rPr>
+                      </w:pPr>
+                      <w:r>
+                        <w:rPr>
+                          <w:rFonts w:ascii="Loew 2.0 ExtraBold" w:hAnsi="Loew 2.0 ExtraBold" w:cs="Arial"/>
+                          <w:b/>
+                          <w:color w:val="000000" w:themeColor="text1"/>
+                          <w:sz w:val="20"/>
+                          <w:szCs w:val="20"/>
+                        </w:rPr>
+                        <w:t xml:space="preserve">Elevators – installation underway with TKE on site; approximately three weeks to completion.</w:t>
                       </w:r>
                     </w:p>
                   </w:txbxContent>
@@ -2525,298 +2651,6 @@
                                 <w:sz w:val="20"/>
                                 <w:szCs w:val="20"/>
                               </w:rPr>
-                              <w:t xml:space="preserve">Interior Finish-Out by Floor – 40% complete overall (per completion schedule dated 08/18/2026).</w:t>
-                            </w:r>
-                          </w:p>
-                          <w:p>
-                            <w:pPr>
-                              <w:pStyle w:val="ListParagraph"/>
-                              <w:numPr>
-                                <w:ilvl w:val="1"/>
-                                <w:numId w:val="12"/>
-                              </w:numPr>
-                              <w:rPr>
-                                <w:rFonts w:ascii="Loew 2.0 ExtraBold" w:hAnsi="Loew 2.0 ExtraBold" w:cs="Arial"/>
-                                <w:b/>
-                                <w:color w:val="000000" w:themeColor="text1"/>
-                                <w:sz w:val="20"/>
-                                <w:szCs w:val="20"/>
-                              </w:rPr>
-                            </w:pPr>
-                            <w:r>
-                              <w:rPr>
-                                <w:rFonts w:ascii="Loew 2.0 ExtraBold" w:hAnsi="Loew 2.0 ExtraBold" w:cs="Arial"/>
-                                <w:b/>
-                                <w:color w:val="000000" w:themeColor="text1"/>
-                                <w:sz w:val="20"/>
-                                <w:szCs w:val="20"/>
-                              </w:rPr>
-                              <w:t xml:space="preserve">1</w:t>
-                            </w:r>
-                            <w:r>
-                              <w:rPr>
-                                <w:rFonts w:ascii="Loew 2.0 ExtraBold" w:hAnsi="Loew 2.0 ExtraBold" w:cs="Arial"/>
-                                <w:b/>
-                                <w:color w:val="000000" w:themeColor="text1"/>
-                                <w:sz w:val="20"/>
-                                <w:szCs w:val="20"/>
-                                <w:vertAlign w:val="superscript"/>
-                              </w:rPr>
-                              <w:t>st</w:t>
-                            </w:r>
-                            <w:r>
-                              <w:rPr>
-                                <w:rFonts w:ascii="Loew 2.0 ExtraBold" w:hAnsi="Loew 2.0 ExtraBold" w:cs="Arial"/>
-                                <w:b/>
-                                <w:color w:val="000000" w:themeColor="text1"/>
-                                <w:sz w:val="20"/>
-                                <w:szCs w:val="20"/>
-                              </w:rPr>
-                              <w:t xml:space="preserve"> floor – rooms 80% complete, common areas 55%; 2</w:t>
-                            </w:r>
-                            <w:r>
-                              <w:rPr>
-                                <w:rFonts w:ascii="Loew 2.0 ExtraBold" w:hAnsi="Loew 2.0 ExtraBold" w:cs="Arial"/>
-                                <w:b/>
-                                <w:color w:val="000000" w:themeColor="text1"/>
-                                <w:sz w:val="20"/>
-                                <w:szCs w:val="20"/>
-                                <w:vertAlign w:val="superscript"/>
-                              </w:rPr>
-                              <w:t>nd</w:t>
-                            </w:r>
-                            <w:r>
-                              <w:rPr>
-                                <w:rFonts w:ascii="Loew 2.0 ExtraBold" w:hAnsi="Loew 2.0 ExtraBold" w:cs="Arial"/>
-                                <w:b/>
-                                <w:color w:val="000000" w:themeColor="text1"/>
-                                <w:sz w:val="20"/>
-                                <w:szCs w:val="20"/>
-                              </w:rPr>
-                              <w:t xml:space="preserve"> floor – rooms 39%, common areas 14%.</w:t>
-                            </w:r>
-                          </w:p>
-                          <w:p>
-                            <w:pPr>
-                              <w:pStyle w:val="ListParagraph"/>
-                              <w:numPr>
-                                <w:ilvl w:val="1"/>
-                                <w:numId w:val="12"/>
-                              </w:numPr>
-                              <w:rPr>
-                                <w:rFonts w:ascii="Loew 2.0 ExtraBold" w:hAnsi="Loew 2.0 ExtraBold" w:cs="Arial"/>
-                                <w:b/>
-                                <w:color w:val="000000" w:themeColor="text1"/>
-                                <w:sz w:val="20"/>
-                                <w:szCs w:val="20"/>
-                              </w:rPr>
-                            </w:pPr>
-                            <w:r>
-                              <w:rPr>
-                                <w:rFonts w:ascii="Loew 2.0 ExtraBold" w:hAnsi="Loew 2.0 ExtraBold" w:cs="Arial"/>
-                                <w:b/>
-                                <w:color w:val="000000" w:themeColor="text1"/>
-                                <w:sz w:val="20"/>
-                                <w:szCs w:val="20"/>
-                              </w:rPr>
-                              <w:t xml:space="preserve">3</w:t>
-                            </w:r>
-                            <w:r>
-                              <w:rPr>
-                                <w:rFonts w:ascii="Loew 2.0 ExtraBold" w:hAnsi="Loew 2.0 ExtraBold" w:cs="Arial"/>
-                                <w:b/>
-                                <w:color w:val="000000" w:themeColor="text1"/>
-                                <w:sz w:val="20"/>
-                                <w:szCs w:val="20"/>
-                                <w:vertAlign w:val="superscript"/>
-                              </w:rPr>
-                              <w:t>rd</w:t>
-                            </w:r>
-                            <w:r>
-                              <w:rPr>
-                                <w:rFonts w:ascii="Loew 2.0 ExtraBold" w:hAnsi="Loew 2.0 ExtraBold" w:cs="Arial"/>
-                                <w:b/>
-                                <w:color w:val="000000" w:themeColor="text1"/>
-                                <w:sz w:val="20"/>
-                                <w:szCs w:val="20"/>
-                              </w:rPr>
-                              <w:t xml:space="preserve"> floor – rooms 33% complete, common areas 40%; 4</w:t>
-                            </w:r>
-                            <w:r>
-                              <w:rPr>
-                                <w:rFonts w:ascii="Loew 2.0 ExtraBold" w:hAnsi="Loew 2.0 ExtraBold" w:cs="Arial"/>
-                                <w:b/>
-                                <w:color w:val="000000" w:themeColor="text1"/>
-                                <w:sz w:val="20"/>
-                                <w:szCs w:val="20"/>
-                                <w:vertAlign w:val="superscript"/>
-                              </w:rPr>
-                              <w:t>th</w:t>
-                            </w:r>
-                            <w:r>
-                              <w:rPr>
-                                <w:rFonts w:ascii="Loew 2.0 ExtraBold" w:hAnsi="Loew 2.0 ExtraBold" w:cs="Arial"/>
-                                <w:b/>
-                                <w:color w:val="000000" w:themeColor="text1"/>
-                                <w:sz w:val="20"/>
-                                <w:szCs w:val="20"/>
-                              </w:rPr>
-                              <w:t xml:space="preserve"> floor – rooms 37%, common areas 22%.</w:t>
-                            </w:r>
-                          </w:p>
-                          <w:p>
-                            <w:pPr>
-                              <w:pStyle w:val="ListParagraph"/>
-                              <w:numPr>
-                                <w:ilvl w:val="1"/>
-                                <w:numId w:val="12"/>
-                              </w:numPr>
-                              <w:rPr>
-                                <w:rFonts w:ascii="Loew 2.0 ExtraBold" w:hAnsi="Loew 2.0 ExtraBold" w:cs="Arial"/>
-                                <w:b/>
-                                <w:color w:val="000000" w:themeColor="text1"/>
-                                <w:sz w:val="20"/>
-                                <w:szCs w:val="20"/>
-                              </w:rPr>
-                            </w:pPr>
-                            <w:r>
-                              <w:rPr>
-                                <w:rFonts w:ascii="Loew 2.0 ExtraBold" w:hAnsi="Loew 2.0 ExtraBold" w:cs="Arial"/>
-                                <w:b/>
-                                <w:color w:val="000000" w:themeColor="text1"/>
-                                <w:sz w:val="20"/>
-                                <w:szCs w:val="20"/>
-                              </w:rPr>
-                              <w:t xml:space="preserve">FF&amp;E installation currently paused; 14 guestrooms remain.</w:t>
-                            </w:r>
-                          </w:p>
-                          <w:p>
-                            <w:pPr>
-                              <w:pStyle w:val="ListParagraph"/>
-                              <w:numPr>
-                                <w:ilvl w:val="0"/>
-                                <w:numId w:val="12"/>
-                              </w:numPr>
-                              <w:rPr>
-                                <w:rFonts w:ascii="Loew 2.0 ExtraBold" w:hAnsi="Loew 2.0 ExtraBold" w:cs="Arial"/>
-                                <w:b/>
-                                <w:color w:val="000000" w:themeColor="text1"/>
-                                <w:sz w:val="20"/>
-                                <w:szCs w:val="20"/>
-                              </w:rPr>
-                            </w:pPr>
-                            <w:r>
-                              <w:rPr>
-                                <w:rFonts w:ascii="Loew 2.0 ExtraBold" w:hAnsi="Loew 2.0 ExtraBold" w:cs="Arial"/>
-                                <w:b/>
-                                <w:color w:val="000000" w:themeColor="text1"/>
-                                <w:sz w:val="20"/>
-                                <w:szCs w:val="20"/>
-                              </w:rPr>
-                              <w:t xml:space="preserve">Elevators &amp; Stairs</w:t>
-                            </w:r>
-                          </w:p>
-                          <w:p>
-                            <w:pPr>
-                              <w:pStyle w:val="ListParagraph"/>
-                              <w:numPr>
-                                <w:ilvl w:val="1"/>
-                                <w:numId w:val="12"/>
-                              </w:numPr>
-                              <w:rPr>
-                                <w:rFonts w:ascii="Loew 2.0 ExtraBold" w:hAnsi="Loew 2.0 ExtraBold" w:cs="Arial"/>
-                                <w:b/>
-                                <w:color w:val="000000" w:themeColor="text1"/>
-                                <w:sz w:val="20"/>
-                                <w:szCs w:val="20"/>
-                              </w:rPr>
-                            </w:pPr>
-                            <w:r>
-                              <w:rPr>
-                                <w:rFonts w:ascii="Loew 2.0 ExtraBold" w:hAnsi="Loew 2.0 ExtraBold" w:cs="Arial"/>
-                                <w:b/>
-                                <w:color w:val="000000" w:themeColor="text1"/>
-                                <w:sz w:val="20"/>
-                                <w:szCs w:val="20"/>
-                              </w:rPr>
-                              <w:t xml:space="preserve">Elevator installation underway (TKE on site since 08/10/2026); approximately three weeks to completion, in line with the 08/25/2026 – 09/14/2026 schedule window.</w:t>
-                            </w:r>
-                          </w:p>
-                          <w:p>
-                            <w:pPr>
-                              <w:pStyle w:val="ListParagraph"/>
-                              <w:numPr>
-                                <w:ilvl w:val="1"/>
-                                <w:numId w:val="12"/>
-                              </w:numPr>
-                              <w:rPr>
-                                <w:rFonts w:ascii="Loew 2.0 ExtraBold" w:hAnsi="Loew 2.0 ExtraBold" w:cs="Arial"/>
-                                <w:b/>
-                                <w:color w:val="000000" w:themeColor="text1"/>
-                                <w:sz w:val="20"/>
-                                <w:szCs w:val="20"/>
-                              </w:rPr>
-                            </w:pPr>
-                            <w:r>
-                              <w:rPr>
-                                <w:rFonts w:ascii="Loew 2.0 ExtraBold" w:hAnsi="Loew 2.0 ExtraBold" w:cs="Arial"/>
-                                <w:b/>
-                                <w:color w:val="000000" w:themeColor="text1"/>
-                                <w:sz w:val="20"/>
-                                <w:szCs w:val="20"/>
-                              </w:rPr>
-                              <w:t xml:space="preserve">State elevator inspection carried 09/16/2026 per completion schedule; shaft-wall build-out and drywall at elevator walls follow TKE completion (09/17/2026 – 09/18/2026).</w:t>
-                            </w:r>
-                          </w:p>
-                          <w:p>
-                            <w:pPr>
-                              <w:pStyle w:val="ListParagraph"/>
-                              <w:numPr>
-                                <w:ilvl w:val="1"/>
-                                <w:numId w:val="12"/>
-                              </w:numPr>
-                              <w:rPr>
-                                <w:rFonts w:ascii="Loew 2.0 ExtraBold" w:hAnsi="Loew 2.0 ExtraBold" w:cs="Arial"/>
-                                <w:b/>
-                                <w:color w:val="000000" w:themeColor="text1"/>
-                                <w:sz w:val="20"/>
-                                <w:szCs w:val="20"/>
-                              </w:rPr>
-                            </w:pPr>
-                            <w:r>
-                              <w:rPr>
-                                <w:rFonts w:ascii="Loew 2.0 ExtraBold" w:hAnsi="Loew 2.0 ExtraBold" w:cs="Arial"/>
-                                <w:b/>
-                                <w:color w:val="000000" w:themeColor="text1"/>
-                                <w:sz w:val="20"/>
-                                <w:szCs w:val="20"/>
-                              </w:rPr>
-                              <w:t xml:space="preserve">Stair 1 and Stair 2 finish-out (landing repairs, paint, carpet, base) begins 08/20/2026.</w:t>
-                            </w:r>
-                          </w:p>
-                          <w:p>
-                            <w:pPr>
-                              <w:pStyle w:val="ListParagraph"/>
-                              <w:numPr>
-                                <w:ilvl w:val="0"/>
-                                <w:numId w:val="12"/>
-                              </w:numPr>
-                              <w:rPr>
-                                <w:rFonts w:ascii="Loew 2.0 ExtraBold" w:hAnsi="Loew 2.0 ExtraBold" w:cs="Arial"/>
-                                <w:b/>
-                                <w:color w:val="000000" w:themeColor="text1"/>
-                                <w:sz w:val="20"/>
-                                <w:szCs w:val="20"/>
-                              </w:rPr>
-                            </w:pPr>
-                            <w:r>
-                              <w:rPr>
-                                <w:rFonts w:ascii="Loew 2.0 ExtraBold" w:hAnsi="Loew 2.0 ExtraBold" w:cs="Arial"/>
-                                <w:b/>
-                                <w:color w:val="000000" w:themeColor="text1"/>
-                                <w:sz w:val="20"/>
-                                <w:szCs w:val="20"/>
-                              </w:rPr>
                               <w:t xml:space="preserve">Site Work &amp; Exterior Improvements</w:t>
                             </w:r>
                           </w:p>
@@ -2843,7 +2677,7 @@
                                 <w:sz w:val="20"/>
                                 <w:szCs w:val="20"/>
                               </w:rPr>
-                              <w:t xml:space="preserve">Concrete paving, flatwork, and pool deck and coping – 100% complete; entrance pour-back completed 08/14/2026, finish touch-up to follow.</w:t>
+                              <w:t xml:space="preserve">Concrete paving, flatwork, pool deck, coping, and front retaining wall – 100% complete; entrance pour-back touch-up and headwall repair to follow.</w:t>
                             </w:r>
                           </w:p>
                           <w:p>
@@ -2869,7 +2703,7 @@
                                 <w:sz w:val="20"/>
                                 <w:szCs w:val="20"/>
                               </w:rPr>
-                              <w:t xml:space="preserve">Front retaining wall complete; headwall repair at entrance scheduled 08/19/2026.</w:t>
+                              <w:t xml:space="preserve">Irrigation 63% and landscaping 75% complete; metal edging selection pending.</w:t>
                             </w:r>
                           </w:p>
                           <w:p>
@@ -2895,7 +2729,7 @@
                                 <w:sz w:val="20"/>
                                 <w:szCs w:val="20"/>
                               </w:rPr>
-                              <w:t xml:space="preserve">Irrigation – 63% complete; landscaping (trees, plants, mulch) 75% complete, finishing by 08/28/2026; metal edging selection pending.</w:t>
+                              <w:t xml:space="preserve">Pool – plaster complete and fill underway; reported leak to be verified once full; equipment room 71% complete.</w:t>
                             </w:r>
                           </w:p>
                           <w:p>
@@ -2921,33 +2755,7 @@
                                 <w:sz w:val="20"/>
                                 <w:szCs w:val="20"/>
                               </w:rPr>
-                              <w:t xml:space="preserve">Pool – plaster completed 08/17/2026, fill underway; reported leak to be verified once full; equipment room 71% complete.</w:t>
-                            </w:r>
-                          </w:p>
-                          <w:p>
-                            <w:pPr>
-                              <w:pStyle w:val="ListParagraph"/>
-                              <w:numPr>
-                                <w:ilvl w:val="1"/>
-                                <w:numId w:val="12"/>
-                              </w:numPr>
-                              <w:rPr>
-                                <w:rFonts w:ascii="Loew 2.0 ExtraBold" w:hAnsi="Loew 2.0 ExtraBold" w:cs="Arial"/>
-                                <w:b/>
-                                <w:color w:val="000000" w:themeColor="text1"/>
-                                <w:sz w:val="20"/>
-                                <w:szCs w:val="20"/>
-                              </w:rPr>
-                            </w:pPr>
-                            <w:r>
-                              <w:rPr>
-                                <w:rFonts w:ascii="Loew 2.0 ExtraBold" w:hAnsi="Loew 2.0 ExtraBold" w:cs="Arial"/>
-                                <w:b/>
-                                <w:color w:val="000000" w:themeColor="text1"/>
-                                <w:sz w:val="20"/>
-                                <w:szCs w:val="20"/>
-                              </w:rPr>
-                              <w:t xml:space="preserve">Ornamental iron pool fence installation begins 08/20/2026; temporary safety fencing in place.</w:t>
+                              <w:t xml:space="preserve">Ornamental iron pool fence installation beginning; safety fencing in place.</w:t>
                             </w:r>
                           </w:p>
                           <w:p>
@@ -3005,7 +2813,7 @@
                                 <w:sz w:val="20"/>
                                 <w:szCs w:val="20"/>
                               </w:rPr>
-                              <w:t xml:space="preserve">Elevator installation is the critical-path item; per the Hilton 30-day report dated 07/24/2026, the 08/25/2026 target opening date remains, pending elevator updates.</w:t>
+                              <w:t xml:space="preserve">Elevator installation is the critical-path item; per the Hilton 30-day report, the 08/25/2026 target opening date remains, pending elevator updates.</w:t>
                             </w:r>
                           </w:p>
                           <w:p>
@@ -3031,7 +2839,7 @@
                                 <w:sz w:val="20"/>
                                 <w:szCs w:val="20"/>
                               </w:rPr>
-                              <w:t xml:space="preserve">The state elevator inspection is called in by TKE once its work is complete (approximately three weeks out); historic lead times range from one to twelve weeks, and Triun is pursuing an early position in the inspection queue.</w:t>
+                              <w:t xml:space="preserve">State elevator inspection carried 09/16/2026; it can only be called in by TKE once installation is complete, and historic lead times range from one to twelve weeks.</w:t>
                             </w:r>
                           </w:p>
                           <w:p>
@@ -3057,7 +2865,7 @@
                                 <w:sz w:val="20"/>
                                 <w:szCs w:val="20"/>
                               </w:rPr>
-                              <w:t xml:space="preserve">Working-wall/casework misalignment at four guestrooms – added cabinetry in design with RKH; Rooms 116 and 118 await written Hilton direction before any furniture is modified.</w:t>
+                              <w:t xml:space="preserve">Working-wall/casework misalignment at four guestrooms – added cabinetry in design with RKH; Rooms 116 and 118 await written Hilton direction.</w:t>
                             </w:r>
                           </w:p>
                           <w:p>
@@ -3083,7 +2891,666 @@
                                 <w:sz w:val="20"/>
                                 <w:szCs w:val="20"/>
                               </w:rPr>
-                              <w:t xml:space="preserve">Substantial Completion currently projected 10/08/2026; the overall completion schedule, including final inspections, runs through 10/13/2026. (see Daily Logs for updates)</w:t>
+                              <w:t xml:space="preserve">Substantial Completion currently projected 10/08/2026. (see Daily Logs for updates)</w:t>
+                            </w:r>
+                          </w:p>
+                          <w:p>
+                            <w:pPr>
+                              <w:rPr>
+                                <w:rFonts w:ascii="Loew 2.0 ExtraBold" w:hAnsi="Loew 2.0 ExtraBold" w:cs="Arial"/>
+                                <w:b/>
+                                <w:color w:val="000000" w:themeColor="text1"/>
+                                <w:sz w:val="20"/>
+                                <w:szCs w:val="20"/>
+                              </w:rPr>
+                            </w:pPr>
+                          </w:p>
+                          <w:p>
+                            <w:pPr>
+                              <w:rPr>
+                                <w:rFonts w:ascii="Loew 2.0 ExtraBold" w:hAnsi="Loew 2.0 ExtraBold" w:cs="Arial"/>
+                                <w:b/>
+                                <w:color w:val="000000" w:themeColor="text1"/>
+                                <w:sz w:val="20"/>
+                                <w:szCs w:val="20"/>
+                              </w:rPr>
+                            </w:pPr>
+                            <w:r>
+                              <w:rPr>
+                                <w:rFonts w:ascii="Loew 2.0 ExtraBold" w:hAnsi="Loew 2.0 ExtraBold" w:cs="Arial"/>
+                                <w:b/>
+                                <w:color w:val="000000" w:themeColor="text1"/>
+                                <w:sz w:val="20"/>
+                                <w:szCs w:val="20"/>
+                              </w:rPr>
+                              <w:t xml:space="preserve">Safety:</w:t>
+                            </w:r>
+                          </w:p>
+                          <w:p>
+                            <w:pPr>
+                              <w:pStyle w:val="ListParagraph"/>
+                              <w:numPr>
+                                <w:ilvl w:val="0"/>
+                                <w:numId w:val="12"/>
+                              </w:numPr>
+                              <w:rPr>
+                                <w:rFonts w:ascii="Loew 2.0 ExtraBold" w:hAnsi="Loew 2.0 ExtraBold" w:cs="Arial"/>
+                                <w:b/>
+                                <w:color w:val="000000" w:themeColor="text1"/>
+                                <w:sz w:val="20"/>
+                                <w:szCs w:val="20"/>
+                              </w:rPr>
+                            </w:pPr>
+                            <w:r>
+                              <w:rPr>
+                                <w:rFonts w:ascii="Loew 2.0 ExtraBold" w:hAnsi="Loew 2.0 ExtraBold" w:cs="Arial"/>
+                                <w:b/>
+                                <w:color w:val="000000" w:themeColor="text1"/>
+                                <w:sz w:val="20"/>
+                                <w:szCs w:val="20"/>
+                              </w:rPr>
+                              <w:t xml:space="preserve">All Subcontractors must turn in a Tool Box Talk weekly every Monday morning at 8:00AM (CST) before going onsite.</w:t>
+                            </w:r>
+                          </w:p>
+                          <w:p>
+                            <w:pPr>
+                              <w:rPr>
+                                <w:rFonts w:ascii="Loew 2.0 ExtraBold" w:hAnsi="Loew 2.0 ExtraBold" w:cs="Arial"/>
+                                <w:b/>
+                                <w:color w:val="000000" w:themeColor="text1"/>
+                                <w:sz w:val="20"/>
+                                <w:szCs w:val="20"/>
+                              </w:rPr>
+                            </w:pPr>
+                          </w:p>
+                          <w:p>
+                            <w:pPr>
+                              <w:rPr>
+                                <w:rFonts w:ascii="Loew 2.0 ExtraBold" w:hAnsi="Loew 2.0 ExtraBold" w:cs="Arial"/>
+                                <w:b/>
+                                <w:color w:val="000000" w:themeColor="text1"/>
+                                <w:sz w:val="20"/>
+                                <w:szCs w:val="20"/>
+                              </w:rPr>
+                            </w:pPr>
+                            <w:r>
+                              <w:rPr>
+                                <w:rFonts w:ascii="Loew 2.0 ExtraBold" w:hAnsi="Loew 2.0 ExtraBold" w:cs="Arial"/>
+                                <w:b/>
+                                <w:color w:val="000000" w:themeColor="text1"/>
+                                <w:sz w:val="20"/>
+                                <w:szCs w:val="20"/>
+                              </w:rPr>
+                              <w:t xml:space="preserve">Pay Approval from Bank:</w:t>
+                            </w:r>
+                          </w:p>
+                          <w:p>
+                            <w:pPr>
+                              <w:pStyle w:val="ListParagraph"/>
+                              <w:numPr>
+                                <w:ilvl w:val="0"/>
+                                <w:numId w:val="12"/>
+                              </w:numPr>
+                              <w:rPr>
+                                <w:rFonts w:ascii="Loew 2.0 ExtraBold" w:hAnsi="Loew 2.0 ExtraBold" w:cs="Arial"/>
+                                <w:b/>
+                                <w:color w:val="000000" w:themeColor="text1"/>
+                                <w:sz w:val="20"/>
+                                <w:szCs w:val="20"/>
+                              </w:rPr>
+                            </w:pPr>
+                            <w:r>
+                              <w:rPr>
+                                <w:rFonts w:ascii="Loew 2.0 ExtraBold" w:hAnsi="Loew 2.0 ExtraBold" w:cs="Arial"/>
+                                <w:b/>
+                                <w:color w:val="000000" w:themeColor="text1"/>
+                                <w:sz w:val="20"/>
+                                <w:szCs w:val="20"/>
+                              </w:rPr>
+                              <w:t xml:space="preserve">Current pay application under reconciliation.</w:t>
+                            </w:r>
+                          </w:p>
+                          <w:p>
+                            <w:pPr>
+                              <w:rPr>
+                                <w:rFonts w:ascii="Loew 2.0 ExtraBold" w:hAnsi="Loew 2.0 ExtraBold" w:cs="Arial"/>
+                                <w:b/>
+                                <w:color w:val="000000" w:themeColor="text1"/>
+                                <w:sz w:val="20"/>
+                                <w:szCs w:val="20"/>
+                              </w:rPr>
+                            </w:pPr>
+                          </w:p>
+                          <w:p>
+                            <w:pPr>
+                              <w:rPr>
+                                <w:rFonts w:ascii="Loew 2.0 ExtraBold" w:hAnsi="Loew 2.0 ExtraBold" w:cs="Arial"/>
+                                <w:b/>
+                                <w:color w:val="000000" w:themeColor="text1"/>
+                                <w:sz w:val="20"/>
+                                <w:szCs w:val="20"/>
+                              </w:rPr>
+                            </w:pPr>
+                            <w:r>
+                              <w:rPr>
+                                <w:rFonts w:ascii="Loew 2.0 ExtraBold" w:hAnsi="Loew 2.0 ExtraBold" w:cs="Arial"/>
+                                <w:b/>
+                                <w:color w:val="000000" w:themeColor="text1"/>
+                                <w:sz w:val="20"/>
+                                <w:szCs w:val="20"/>
+                              </w:rPr>
+                              <w:t xml:space="preserve">Weather Days:</w:t>
+                            </w:r>
+                          </w:p>
+                          <w:p>
+                            <w:pPr>
+                              <w:pStyle w:val="ListParagraph"/>
+                              <w:numPr>
+                                <w:ilvl w:val="0"/>
+                                <w:numId w:val="12"/>
+                              </w:numPr>
+                              <w:rPr>
+                                <w:rFonts w:ascii="Loew 2.0 ExtraBold" w:hAnsi="Loew 2.0 ExtraBold" w:cs="Arial"/>
+                                <w:b/>
+                                <w:color w:val="000000" w:themeColor="text1"/>
+                                <w:sz w:val="20"/>
+                                <w:szCs w:val="20"/>
+                              </w:rPr>
+                            </w:pPr>
+                            <w:r>
+                              <w:rPr>
+                                <w:rFonts w:ascii="Loew 2.0 ExtraBold" w:hAnsi="Loew 2.0 ExtraBold" w:cs="Arial"/>
+                                <w:b/>
+                                <w:color w:val="000000" w:themeColor="text1"/>
+                                <w:sz w:val="20"/>
+                                <w:szCs w:val="20"/>
+                              </w:rPr>
+                              <w:t xml:space="preserve">No weather delay days recorded this reporting period.</w:t>
+                            </w:r>
+                          </w:p>
+                          <w:p>
+                            <w:pPr>
+                              <w:rPr>
+                                <w:rFonts w:ascii="Loew 2.0 ExtraBold" w:hAnsi="Loew 2.0 ExtraBold" w:cs="Arial"/>
+                                <w:b/>
+                                <w:color w:val="000000" w:themeColor="text1"/>
+                                <w:sz w:val="20"/>
+                                <w:szCs w:val="20"/>
+                              </w:rPr>
+                            </w:pPr>
+                          </w:p>
+                          <w:p>
+                            <w:pPr>
+                              <w:rPr>
+                                <w:rFonts w:ascii="Loew 2.0 ExtraBold" w:hAnsi="Loew 2.0 ExtraBold" w:cs="Arial"/>
+                                <w:b/>
+                                <w:color w:val="000000" w:themeColor="text1"/>
+                                <w:sz w:val="20"/>
+                                <w:szCs w:val="20"/>
+                              </w:rPr>
+                            </w:pPr>
+                            <w:r>
+                              <w:rPr>
+                                <w:rFonts w:ascii="Loew 2.0 ExtraBold" w:hAnsi="Loew 2.0 ExtraBold" w:cs="Arial"/>
+                                <w:b/>
+                                <w:color w:val="000000" w:themeColor="text1"/>
+                                <w:sz w:val="20"/>
+                                <w:szCs w:val="20"/>
+                              </w:rPr>
+                              <w:t xml:space="preserve">Planned Activities Next Month:</w:t>
+                            </w:r>
+                          </w:p>
+                          <w:p>
+                            <w:pPr>
+                              <w:pStyle w:val="ListParagraph"/>
+                              <w:numPr>
+                                <w:ilvl w:val="0"/>
+                                <w:numId w:val="12"/>
+                              </w:numPr>
+                              <w:rPr>
+                                <w:rFonts w:ascii="Loew 2.0 ExtraBold" w:hAnsi="Loew 2.0 ExtraBold" w:cs="Arial"/>
+                                <w:b/>
+                                <w:color w:val="000000" w:themeColor="text1"/>
+                                <w:sz w:val="20"/>
+                                <w:szCs w:val="20"/>
+                              </w:rPr>
+                            </w:pPr>
+                            <w:r>
+                              <w:rPr>
+                                <w:rFonts w:ascii="Loew 2.0 ExtraBold" w:hAnsi="Loew 2.0 ExtraBold" w:cs="Arial"/>
+                                <w:b/>
+                                <w:color w:val="000000" w:themeColor="text1"/>
+                                <w:sz w:val="20"/>
+                                <w:szCs w:val="20"/>
+                              </w:rPr>
+                              <w:t xml:space="preserve">Interior</w:t>
+                            </w:r>
+                          </w:p>
+                          <w:p>
+                            <w:pPr>
+                              <w:pStyle w:val="ListParagraph"/>
+                              <w:numPr>
+                                <w:ilvl w:val="1"/>
+                                <w:numId w:val="12"/>
+                              </w:numPr>
+                              <w:rPr>
+                                <w:rFonts w:ascii="Loew 2.0 ExtraBold" w:hAnsi="Loew 2.0 ExtraBold" w:cs="Arial"/>
+                                <w:b/>
+                                <w:color w:val="000000" w:themeColor="text1"/>
+                                <w:sz w:val="20"/>
+                                <w:szCs w:val="20"/>
+                              </w:rPr>
+                            </w:pPr>
+                            <w:r>
+                              <w:rPr>
+                                <w:rFonts w:ascii="Loew 2.0 ExtraBold" w:hAnsi="Loew 2.0 ExtraBold" w:cs="Arial"/>
+                                <w:b/>
+                                <w:color w:val="000000" w:themeColor="text1"/>
+                                <w:sz w:val="20"/>
+                                <w:szCs w:val="20"/>
+                              </w:rPr>
+                              <w:t xml:space="preserve">Mechanical and electrical trim-out to complete once staging guestrooms are cleared.</w:t>
+                            </w:r>
+                          </w:p>
+                          <w:p>
+                            <w:pPr>
+                              <w:pStyle w:val="ListParagraph"/>
+                              <w:numPr>
+                                <w:ilvl w:val="1"/>
+                                <w:numId w:val="12"/>
+                              </w:numPr>
+                              <w:rPr>
+                                <w:rFonts w:ascii="Loew 2.0 ExtraBold" w:hAnsi="Loew 2.0 ExtraBold" w:cs="Arial"/>
+                                <w:b/>
+                                <w:color w:val="000000" w:themeColor="text1"/>
+                                <w:sz w:val="20"/>
+                                <w:szCs w:val="20"/>
+                              </w:rPr>
+                            </w:pPr>
+                            <w:r>
+                              <w:rPr>
+                                <w:rFonts w:ascii="Loew 2.0 ExtraBold" w:hAnsi="Loew 2.0 ExtraBold" w:cs="Arial"/>
+                                <w:b/>
+                                <w:color w:val="000000" w:themeColor="text1"/>
+                                <w:sz w:val="20"/>
+                                <w:szCs w:val="20"/>
+                              </w:rPr>
+                              <w:t xml:space="preserve">1</w:t>
+                            </w:r>
+                            <w:r>
+                              <w:rPr>
+                                <w:rFonts w:ascii="Loew 2.0 ExtraBold" w:hAnsi="Loew 2.0 ExtraBold" w:cs="Arial"/>
+                                <w:b/>
+                                <w:color w:val="000000" w:themeColor="text1"/>
+                                <w:sz w:val="20"/>
+                                <w:szCs w:val="20"/>
+                                <w:vertAlign w:val="superscript"/>
+                              </w:rPr>
+                              <w:t>st</w:t>
+                            </w:r>
+                            <w:r>
+                              <w:rPr>
+                                <w:rFonts w:ascii="Loew 2.0 ExtraBold" w:hAnsi="Loew 2.0 ExtraBold" w:cs="Arial"/>
+                                <w:b/>
+                                <w:color w:val="000000" w:themeColor="text1"/>
+                                <w:sz w:val="20"/>
+                                <w:szCs w:val="20"/>
+                              </w:rPr>
+                              <w:t xml:space="preserve"> floor – corridor carpet and tile with base, corner guards, and paint touch-up; common-room finish-out to continue.</w:t>
+                            </w:r>
+                          </w:p>
+                          <w:p>
+                            <w:pPr>
+                              <w:pStyle w:val="ListParagraph"/>
+                              <w:numPr>
+                                <w:ilvl w:val="1"/>
+                                <w:numId w:val="12"/>
+                              </w:numPr>
+                              <w:rPr>
+                                <w:rFonts w:ascii="Loew 2.0 ExtraBold" w:hAnsi="Loew 2.0 ExtraBold" w:cs="Arial"/>
+                                <w:b/>
+                                <w:color w:val="000000" w:themeColor="text1"/>
+                                <w:sz w:val="20"/>
+                                <w:szCs w:val="20"/>
+                              </w:rPr>
+                            </w:pPr>
+                            <w:r>
+                              <w:rPr>
+                                <w:rFonts w:ascii="Loew 2.0 ExtraBold" w:hAnsi="Loew 2.0 ExtraBold" w:cs="Arial"/>
+                                <w:b/>
+                                <w:color w:val="000000" w:themeColor="text1"/>
+                                <w:sz w:val="20"/>
+                                <w:szCs w:val="20"/>
+                              </w:rPr>
+                              <w:t xml:space="preserve">3</w:t>
+                            </w:r>
+                            <w:r>
+                              <w:rPr>
+                                <w:rFonts w:ascii="Loew 2.0 ExtraBold" w:hAnsi="Loew 2.0 ExtraBold" w:cs="Arial"/>
+                                <w:b/>
+                                <w:color w:val="000000" w:themeColor="text1"/>
+                                <w:sz w:val="20"/>
+                                <w:szCs w:val="20"/>
+                                <w:vertAlign w:val="superscript"/>
+                              </w:rPr>
+                              <w:t>rd</w:t>
+                            </w:r>
+                            <w:r>
+                              <w:rPr>
+                                <w:rFonts w:ascii="Loew 2.0 ExtraBold" w:hAnsi="Loew 2.0 ExtraBold" w:cs="Arial"/>
+                                <w:b/>
+                                <w:color w:val="000000" w:themeColor="text1"/>
+                                <w:sz w:val="20"/>
+                                <w:szCs w:val="20"/>
+                              </w:rPr>
+                              <w:t xml:space="preserve"> and 4</w:t>
+                            </w:r>
+                            <w:r>
+                              <w:rPr>
+                                <w:rFonts w:ascii="Loew 2.0 ExtraBold" w:hAnsi="Loew 2.0 ExtraBold" w:cs="Arial"/>
+                                <w:b/>
+                                <w:color w:val="000000" w:themeColor="text1"/>
+                                <w:sz w:val="20"/>
+                                <w:szCs w:val="20"/>
+                                <w:vertAlign w:val="superscript"/>
+                              </w:rPr>
+                              <w:t>th</w:t>
+                            </w:r>
+                            <w:r>
+                              <w:rPr>
+                                <w:rFonts w:ascii="Loew 2.0 ExtraBold" w:hAnsi="Loew 2.0 ExtraBold" w:cs="Arial"/>
+                                <w:b/>
+                                <w:color w:val="000000" w:themeColor="text1"/>
+                                <w:sz w:val="20"/>
+                                <w:szCs w:val="20"/>
+                              </w:rPr>
+                              <w:t xml:space="preserve"> floors – frames and doors, electrical and plumbing finish.</w:t>
+                            </w:r>
+                          </w:p>
+                          <w:p>
+                            <w:pPr>
+                              <w:pStyle w:val="ListParagraph"/>
+                              <w:numPr>
+                                <w:ilvl w:val="1"/>
+                                <w:numId w:val="12"/>
+                              </w:numPr>
+                              <w:rPr>
+                                <w:rFonts w:ascii="Loew 2.0 ExtraBold" w:hAnsi="Loew 2.0 ExtraBold" w:cs="Arial"/>
+                                <w:b/>
+                                <w:color w:val="000000" w:themeColor="text1"/>
+                                <w:sz w:val="20"/>
+                                <w:szCs w:val="20"/>
+                              </w:rPr>
+                            </w:pPr>
+                            <w:r>
+                              <w:rPr>
+                                <w:rFonts w:ascii="Loew 2.0 ExtraBold" w:hAnsi="Loew 2.0 ExtraBold" w:cs="Arial"/>
+                                <w:b/>
+                                <w:color w:val="000000" w:themeColor="text1"/>
+                                <w:sz w:val="20"/>
+                                <w:szCs w:val="20"/>
+                              </w:rPr>
+                              <w:t xml:space="preserve">Stair 1 and Stair 2 finish-out; FF&amp;E installation of the remaining 14 guestrooms upon resumption.</w:t>
+                            </w:r>
+                          </w:p>
+                          <w:p>
+                            <w:pPr>
+                              <w:pStyle w:val="ListParagraph"/>
+                              <w:numPr>
+                                <w:ilvl w:val="0"/>
+                                <w:numId w:val="12"/>
+                              </w:numPr>
+                              <w:rPr>
+                                <w:rFonts w:ascii="Loew 2.0 ExtraBold" w:hAnsi="Loew 2.0 ExtraBold" w:cs="Arial"/>
+                                <w:b/>
+                                <w:color w:val="000000" w:themeColor="text1"/>
+                                <w:sz w:val="20"/>
+                                <w:szCs w:val="20"/>
+                              </w:rPr>
+                            </w:pPr>
+                            <w:r>
+                              <w:rPr>
+                                <w:rFonts w:ascii="Loew 2.0 ExtraBold" w:hAnsi="Loew 2.0 ExtraBold" w:cs="Arial"/>
+                                <w:b/>
+                                <w:color w:val="000000" w:themeColor="text1"/>
+                                <w:sz w:val="20"/>
+                                <w:szCs w:val="20"/>
+                              </w:rPr>
+                              <w:t xml:space="preserve">Exterior &amp; Site</w:t>
+                            </w:r>
+                          </w:p>
+                          <w:p>
+                            <w:pPr>
+                              <w:pStyle w:val="ListParagraph"/>
+                              <w:numPr>
+                                <w:ilvl w:val="1"/>
+                                <w:numId w:val="12"/>
+                              </w:numPr>
+                              <w:rPr>
+                                <w:rFonts w:ascii="Loew 2.0 ExtraBold" w:hAnsi="Loew 2.0 ExtraBold" w:cs="Arial"/>
+                                <w:b/>
+                                <w:color w:val="000000" w:themeColor="text1"/>
+                                <w:sz w:val="20"/>
+                                <w:szCs w:val="20"/>
+                              </w:rPr>
+                            </w:pPr>
+                            <w:r>
+                              <w:rPr>
+                                <w:rFonts w:ascii="Loew 2.0 ExtraBold" w:hAnsi="Loew 2.0 ExtraBold" w:cs="Arial"/>
+                                <w:b/>
+                                <w:color w:val="000000" w:themeColor="text1"/>
+                                <w:sz w:val="20"/>
+                                <w:szCs w:val="20"/>
+                              </w:rPr>
+                              <w:t xml:space="preserve">EFIS to be completed; masonry capstone installation upon delivery.</w:t>
+                            </w:r>
+                          </w:p>
+                          <w:p>
+                            <w:pPr>
+                              <w:pStyle w:val="ListParagraph"/>
+                              <w:numPr>
+                                <w:ilvl w:val="1"/>
+                                <w:numId w:val="12"/>
+                              </w:numPr>
+                              <w:rPr>
+                                <w:rFonts w:ascii="Loew 2.0 ExtraBold" w:hAnsi="Loew 2.0 ExtraBold" w:cs="Arial"/>
+                                <w:b/>
+                                <w:color w:val="000000" w:themeColor="text1"/>
+                                <w:sz w:val="20"/>
+                                <w:szCs w:val="20"/>
+                              </w:rPr>
+                            </w:pPr>
+                            <w:r>
+                              <w:rPr>
+                                <w:rFonts w:ascii="Loew 2.0 ExtraBold" w:hAnsi="Loew 2.0 ExtraBold" w:cs="Arial"/>
+                                <w:b/>
+                                <w:color w:val="000000" w:themeColor="text1"/>
+                                <w:sz w:val="20"/>
+                                <w:szCs w:val="20"/>
+                              </w:rPr>
+                              <w:t xml:space="preserve">Complete pool fill; pool fence and gates installation.</w:t>
+                            </w:r>
+                          </w:p>
+                          <w:p>
+                            <w:pPr>
+                              <w:pStyle w:val="ListParagraph"/>
+                              <w:numPr>
+                                <w:ilvl w:val="1"/>
+                                <w:numId w:val="12"/>
+                              </w:numPr>
+                              <w:rPr>
+                                <w:rFonts w:ascii="Loew 2.0 ExtraBold" w:hAnsi="Loew 2.0 ExtraBold" w:cs="Arial"/>
+                                <w:b/>
+                                <w:color w:val="000000" w:themeColor="text1"/>
+                                <w:sz w:val="20"/>
+                                <w:szCs w:val="20"/>
+                              </w:rPr>
+                            </w:pPr>
+                            <w:r>
+                              <w:rPr>
+                                <w:rFonts w:ascii="Loew 2.0 ExtraBold" w:hAnsi="Loew 2.0 ExtraBold" w:cs="Arial"/>
+                                <w:b/>
+                                <w:color w:val="000000" w:themeColor="text1"/>
+                                <w:sz w:val="20"/>
+                                <w:szCs w:val="20"/>
+                              </w:rPr>
+                              <w:t xml:space="preserve">Outdoor amenity areas – firepits, pet relief stand, outdoor lounge, porte cochere and lighting, FRC planters.</w:t>
+                            </w:r>
+                          </w:p>
+                          <w:p>
+                            <w:pPr>
+                              <w:pStyle w:val="ListParagraph"/>
+                              <w:numPr>
+                                <w:ilvl w:val="1"/>
+                                <w:numId w:val="12"/>
+                              </w:numPr>
+                              <w:rPr>
+                                <w:rFonts w:ascii="Loew 2.0 ExtraBold" w:hAnsi="Loew 2.0 ExtraBold" w:cs="Arial"/>
+                                <w:b/>
+                                <w:color w:val="000000" w:themeColor="text1"/>
+                                <w:sz w:val="20"/>
+                                <w:szCs w:val="20"/>
+                              </w:rPr>
+                            </w:pPr>
+                            <w:r>
+                              <w:rPr>
+                                <w:rFonts w:ascii="Loew 2.0 ExtraBold" w:hAnsi="Loew 2.0 ExtraBold" w:cs="Arial"/>
+                                <w:b/>
+                                <w:color w:val="000000" w:themeColor="text1"/>
+                                <w:sz w:val="20"/>
+                                <w:szCs w:val="20"/>
+                              </w:rPr>
+                              <w:t xml:space="preserve">Landscaping, dumpster enclosure, headwall repair, and TxDOT railing at entrance.</w:t>
+                            </w:r>
+                          </w:p>
+                          <w:p>
+                            <w:pPr>
+                              <w:pStyle w:val="ListParagraph"/>
+                              <w:numPr>
+                                <w:ilvl w:val="0"/>
+                                <w:numId w:val="12"/>
+                              </w:numPr>
+                              <w:rPr>
+                                <w:rFonts w:ascii="Loew 2.0 ExtraBold" w:hAnsi="Loew 2.0 ExtraBold" w:cs="Arial"/>
+                                <w:b/>
+                                <w:color w:val="000000" w:themeColor="text1"/>
+                                <w:sz w:val="20"/>
+                                <w:szCs w:val="20"/>
+                              </w:rPr>
+                            </w:pPr>
+                            <w:r>
+                              <w:rPr>
+                                <w:rFonts w:ascii="Loew 2.0 ExtraBold" w:hAnsi="Loew 2.0 ExtraBold" w:cs="Arial"/>
+                                <w:b/>
+                                <w:color w:val="000000" w:themeColor="text1"/>
+                                <w:sz w:val="20"/>
+                                <w:szCs w:val="20"/>
+                              </w:rPr>
+                              <w:t xml:space="preserve">Elevators &amp; Inspections</w:t>
+                            </w:r>
+                          </w:p>
+                          <w:p>
+                            <w:pPr>
+                              <w:pStyle w:val="ListParagraph"/>
+                              <w:numPr>
+                                <w:ilvl w:val="1"/>
+                                <w:numId w:val="12"/>
+                              </w:numPr>
+                              <w:rPr>
+                                <w:rFonts w:ascii="Loew 2.0 ExtraBold" w:hAnsi="Loew 2.0 ExtraBold" w:cs="Arial"/>
+                                <w:b/>
+                                <w:color w:val="000000" w:themeColor="text1"/>
+                                <w:sz w:val="20"/>
+                                <w:szCs w:val="20"/>
+                              </w:rPr>
+                            </w:pPr>
+                            <w:r>
+                              <w:rPr>
+                                <w:rFonts w:ascii="Loew 2.0 ExtraBold" w:hAnsi="Loew 2.0 ExtraBold" w:cs="Arial"/>
+                                <w:b/>
+                                <w:color w:val="000000" w:themeColor="text1"/>
+                                <w:sz w:val="20"/>
+                                <w:szCs w:val="20"/>
+                              </w:rPr>
+                              <w:t xml:space="preserve">TKE elevator installation to completion, followed by state inspection and shaft-wall build-out.</w:t>
+                            </w:r>
+                          </w:p>
+                          <w:p>
+                            <w:pPr>
+                              <w:pStyle w:val="ListParagraph"/>
+                              <w:numPr>
+                                <w:ilvl w:val="1"/>
+                                <w:numId w:val="12"/>
+                              </w:numPr>
+                              <w:rPr>
+                                <w:rFonts w:ascii="Loew 2.0 ExtraBold" w:hAnsi="Loew 2.0 ExtraBold" w:cs="Arial"/>
+                                <w:b/>
+                                <w:color w:val="000000" w:themeColor="text1"/>
+                                <w:sz w:val="20"/>
+                                <w:szCs w:val="20"/>
+                              </w:rPr>
+                            </w:pPr>
+                            <w:r>
+                              <w:rPr>
+                                <w:rFonts w:ascii="Loew 2.0 ExtraBold" w:hAnsi="Loew 2.0 ExtraBold" w:cs="Arial"/>
+                                <w:b/>
+                                <w:color w:val="000000" w:themeColor="text1"/>
+                                <w:sz w:val="20"/>
+                                <w:szCs w:val="20"/>
+                              </w:rPr>
+                              <w:t xml:space="preserve">Fire Alarm Final and Mechanical Final inspections.</w:t>
+                            </w:r>
+                          </w:p>
+                          <w:p>
+                            <w:pPr>
+                              <w:pStyle w:val="ListParagraph"/>
+                              <w:numPr>
+                                <w:ilvl w:val="1"/>
+                                <w:numId w:val="12"/>
+                              </w:numPr>
+                              <w:rPr>
+                                <w:rFonts w:ascii="Loew 2.0 ExtraBold" w:hAnsi="Loew 2.0 ExtraBold" w:cs="Arial"/>
+                                <w:b/>
+                                <w:color w:val="000000" w:themeColor="text1"/>
+                                <w:sz w:val="20"/>
+                                <w:szCs w:val="20"/>
+                              </w:rPr>
+                            </w:pPr>
+                            <w:r>
+                              <w:rPr>
+                                <w:rFonts w:ascii="Loew 2.0 ExtraBold" w:hAnsi="Loew 2.0 ExtraBold" w:cs="Arial"/>
+                                <w:b/>
+                                <w:color w:val="000000" w:themeColor="text1"/>
+                                <w:sz w:val="20"/>
+                                <w:szCs w:val="20"/>
+                              </w:rPr>
+                              <w:t xml:space="preserve">Close out pre-inspection punch list and Hilton 30-day report observation items.</w:t>
+                            </w:r>
+                          </w:p>
+                          <w:p>
+                            <w:pPr>
+                              <w:pStyle w:val="ListParagraph"/>
+                              <w:numPr>
+                                <w:ilvl w:val="1"/>
+                                <w:numId w:val="12"/>
+                              </w:numPr>
+                              <w:rPr>
+                                <w:rFonts w:ascii="Loew 2.0 ExtraBold" w:hAnsi="Loew 2.0 ExtraBold" w:cs="Arial"/>
+                                <w:b/>
+                                <w:color w:val="000000" w:themeColor="text1"/>
+                                <w:sz w:val="20"/>
+                                <w:szCs w:val="20"/>
+                              </w:rPr>
+                            </w:pPr>
+                            <w:r>
+                              <w:rPr>
+                                <w:rFonts w:ascii="Loew 2.0 ExtraBold" w:hAnsi="Loew 2.0 ExtraBold" w:cs="Arial"/>
+                                <w:b/>
+                                <w:color w:val="000000" w:themeColor="text1"/>
+                                <w:sz w:val="20"/>
+                                <w:szCs w:val="20"/>
+                              </w:rPr>
+                              <w:t xml:space="preserve">Pre-opening deliverables to Hilton – Certificate of Occupancy, ADA Certificate Form, and Pre-Opening Inspection Checklist with photographs.</w:t>
                             </w:r>
                           </w:p>
                         </w:txbxContent>
@@ -3152,298 +3619,6 @@
                           <w:sz w:val="20"/>
                           <w:szCs w:val="20"/>
                         </w:rPr>
-                        <w:t xml:space="preserve">Interior Finish-Out by Floor – 40% complete overall (per completion schedule dated 08/18/2026).</w:t>
-                      </w:r>
-                    </w:p>
-                    <w:p>
-                      <w:pPr>
-                        <w:pStyle w:val="ListParagraph"/>
-                        <w:numPr>
-                          <w:ilvl w:val="1"/>
-                          <w:numId w:val="12"/>
-                        </w:numPr>
-                        <w:rPr>
-                          <w:rFonts w:ascii="Loew 2.0 ExtraBold" w:hAnsi="Loew 2.0 ExtraBold" w:cs="Arial"/>
-                          <w:b/>
-                          <w:color w:val="000000" w:themeColor="text1"/>
-                          <w:sz w:val="20"/>
-                          <w:szCs w:val="20"/>
-                        </w:rPr>
-                      </w:pPr>
-                      <w:r>
-                        <w:rPr>
-                          <w:rFonts w:ascii="Loew 2.0 ExtraBold" w:hAnsi="Loew 2.0 ExtraBold" w:cs="Arial"/>
-                          <w:b/>
-                          <w:color w:val="000000" w:themeColor="text1"/>
-                          <w:sz w:val="20"/>
-                          <w:szCs w:val="20"/>
-                        </w:rPr>
-                        <w:t xml:space="preserve">1</w:t>
-                      </w:r>
-                      <w:r>
-                        <w:rPr>
-                          <w:rFonts w:ascii="Loew 2.0 ExtraBold" w:hAnsi="Loew 2.0 ExtraBold" w:cs="Arial"/>
-                          <w:b/>
-                          <w:color w:val="000000" w:themeColor="text1"/>
-                          <w:sz w:val="20"/>
-                          <w:szCs w:val="20"/>
-                          <w:vertAlign w:val="superscript"/>
-                        </w:rPr>
-                        <w:t>st</w:t>
-                      </w:r>
-                      <w:r>
-                        <w:rPr>
-                          <w:rFonts w:ascii="Loew 2.0 ExtraBold" w:hAnsi="Loew 2.0 ExtraBold" w:cs="Arial"/>
-                          <w:b/>
-                          <w:color w:val="000000" w:themeColor="text1"/>
-                          <w:sz w:val="20"/>
-                          <w:szCs w:val="20"/>
-                        </w:rPr>
-                        <w:t xml:space="preserve"> floor – rooms 80% complete, common areas 55%; 2</w:t>
-                      </w:r>
-                      <w:r>
-                        <w:rPr>
-                          <w:rFonts w:ascii="Loew 2.0 ExtraBold" w:hAnsi="Loew 2.0 ExtraBold" w:cs="Arial"/>
-                          <w:b/>
-                          <w:color w:val="000000" w:themeColor="text1"/>
-                          <w:sz w:val="20"/>
-                          <w:szCs w:val="20"/>
-                          <w:vertAlign w:val="superscript"/>
-                        </w:rPr>
-                        <w:t>nd</w:t>
-                      </w:r>
-                      <w:r>
-                        <w:rPr>
-                          <w:rFonts w:ascii="Loew 2.0 ExtraBold" w:hAnsi="Loew 2.0 ExtraBold" w:cs="Arial"/>
-                          <w:b/>
-                          <w:color w:val="000000" w:themeColor="text1"/>
-                          <w:sz w:val="20"/>
-                          <w:szCs w:val="20"/>
-                        </w:rPr>
-                        <w:t xml:space="preserve"> floor – rooms 39%, common areas 14%.</w:t>
-                      </w:r>
-                    </w:p>
-                    <w:p>
-                      <w:pPr>
-                        <w:pStyle w:val="ListParagraph"/>
-                        <w:numPr>
-                          <w:ilvl w:val="1"/>
-                          <w:numId w:val="12"/>
-                        </w:numPr>
-                        <w:rPr>
-                          <w:rFonts w:ascii="Loew 2.0 ExtraBold" w:hAnsi="Loew 2.0 ExtraBold" w:cs="Arial"/>
-                          <w:b/>
-                          <w:color w:val="000000" w:themeColor="text1"/>
-                          <w:sz w:val="20"/>
-                          <w:szCs w:val="20"/>
-                        </w:rPr>
-                      </w:pPr>
-                      <w:r>
-                        <w:rPr>
-                          <w:rFonts w:ascii="Loew 2.0 ExtraBold" w:hAnsi="Loew 2.0 ExtraBold" w:cs="Arial"/>
-                          <w:b/>
-                          <w:color w:val="000000" w:themeColor="text1"/>
-                          <w:sz w:val="20"/>
-                          <w:szCs w:val="20"/>
-                        </w:rPr>
-                        <w:t xml:space="preserve">3</w:t>
-                      </w:r>
-                      <w:r>
-                        <w:rPr>
-                          <w:rFonts w:ascii="Loew 2.0 ExtraBold" w:hAnsi="Loew 2.0 ExtraBold" w:cs="Arial"/>
-                          <w:b/>
-                          <w:color w:val="000000" w:themeColor="text1"/>
-                          <w:sz w:val="20"/>
-                          <w:szCs w:val="20"/>
-                          <w:vertAlign w:val="superscript"/>
-                        </w:rPr>
-                        <w:t>rd</w:t>
-                      </w:r>
-                      <w:r>
-                        <w:rPr>
-                          <w:rFonts w:ascii="Loew 2.0 ExtraBold" w:hAnsi="Loew 2.0 ExtraBold" w:cs="Arial"/>
-                          <w:b/>
-                          <w:color w:val="000000" w:themeColor="text1"/>
-                          <w:sz w:val="20"/>
-                          <w:szCs w:val="20"/>
-                        </w:rPr>
-                        <w:t xml:space="preserve"> floor – rooms 33% complete, common areas 40%; 4</w:t>
-                      </w:r>
-                      <w:r>
-                        <w:rPr>
-                          <w:rFonts w:ascii="Loew 2.0 ExtraBold" w:hAnsi="Loew 2.0 ExtraBold" w:cs="Arial"/>
-                          <w:b/>
-                          <w:color w:val="000000" w:themeColor="text1"/>
-                          <w:sz w:val="20"/>
-                          <w:szCs w:val="20"/>
-                          <w:vertAlign w:val="superscript"/>
-                        </w:rPr>
-                        <w:t>th</w:t>
-                      </w:r>
-                      <w:r>
-                        <w:rPr>
-                          <w:rFonts w:ascii="Loew 2.0 ExtraBold" w:hAnsi="Loew 2.0 ExtraBold" w:cs="Arial"/>
-                          <w:b/>
-                          <w:color w:val="000000" w:themeColor="text1"/>
-                          <w:sz w:val="20"/>
-                          <w:szCs w:val="20"/>
-                        </w:rPr>
-                        <w:t xml:space="preserve"> floor – rooms 37%, common areas 22%.</w:t>
-                      </w:r>
-                    </w:p>
-                    <w:p>
-                      <w:pPr>
-                        <w:pStyle w:val="ListParagraph"/>
-                        <w:numPr>
-                          <w:ilvl w:val="1"/>
-                          <w:numId w:val="12"/>
-                        </w:numPr>
-                        <w:rPr>
-                          <w:rFonts w:ascii="Loew 2.0 ExtraBold" w:hAnsi="Loew 2.0 ExtraBold" w:cs="Arial"/>
-                          <w:b/>
-                          <w:color w:val="000000" w:themeColor="text1"/>
-                          <w:sz w:val="20"/>
-                          <w:szCs w:val="20"/>
-                        </w:rPr>
-                      </w:pPr>
-                      <w:r>
-                        <w:rPr>
-                          <w:rFonts w:ascii="Loew 2.0 ExtraBold" w:hAnsi="Loew 2.0 ExtraBold" w:cs="Arial"/>
-                          <w:b/>
-                          <w:color w:val="000000" w:themeColor="text1"/>
-                          <w:sz w:val="20"/>
-                          <w:szCs w:val="20"/>
-                        </w:rPr>
-                        <w:t xml:space="preserve">FF&amp;E installation currently paused; 14 guestrooms remain.</w:t>
-                      </w:r>
-                    </w:p>
-                    <w:p>
-                      <w:pPr>
-                        <w:pStyle w:val="ListParagraph"/>
-                        <w:numPr>
-                          <w:ilvl w:val="0"/>
-                          <w:numId w:val="12"/>
-                        </w:numPr>
-                        <w:rPr>
-                          <w:rFonts w:ascii="Loew 2.0 ExtraBold" w:hAnsi="Loew 2.0 ExtraBold" w:cs="Arial"/>
-                          <w:b/>
-                          <w:color w:val="000000" w:themeColor="text1"/>
-                          <w:sz w:val="20"/>
-                          <w:szCs w:val="20"/>
-                        </w:rPr>
-                      </w:pPr>
-                      <w:r>
-                        <w:rPr>
-                          <w:rFonts w:ascii="Loew 2.0 ExtraBold" w:hAnsi="Loew 2.0 ExtraBold" w:cs="Arial"/>
-                          <w:b/>
-                          <w:color w:val="000000" w:themeColor="text1"/>
-                          <w:sz w:val="20"/>
-                          <w:szCs w:val="20"/>
-                        </w:rPr>
-                        <w:t xml:space="preserve">Elevators &amp; Stairs</w:t>
-                      </w:r>
-                    </w:p>
-                    <w:p>
-                      <w:pPr>
-                        <w:pStyle w:val="ListParagraph"/>
-                        <w:numPr>
-                          <w:ilvl w:val="1"/>
-                          <w:numId w:val="12"/>
-                        </w:numPr>
-                        <w:rPr>
-                          <w:rFonts w:ascii="Loew 2.0 ExtraBold" w:hAnsi="Loew 2.0 ExtraBold" w:cs="Arial"/>
-                          <w:b/>
-                          <w:color w:val="000000" w:themeColor="text1"/>
-                          <w:sz w:val="20"/>
-                          <w:szCs w:val="20"/>
-                        </w:rPr>
-                      </w:pPr>
-                      <w:r>
-                        <w:rPr>
-                          <w:rFonts w:ascii="Loew 2.0 ExtraBold" w:hAnsi="Loew 2.0 ExtraBold" w:cs="Arial"/>
-                          <w:b/>
-                          <w:color w:val="000000" w:themeColor="text1"/>
-                          <w:sz w:val="20"/>
-                          <w:szCs w:val="20"/>
-                        </w:rPr>
-                        <w:t xml:space="preserve">Elevator installation underway (TKE on site since 08/10/2026); approximately three weeks to completion, in line with the 08/25/2026 – 09/14/2026 schedule window.</w:t>
-                      </w:r>
-                    </w:p>
-                    <w:p>
-                      <w:pPr>
-                        <w:pStyle w:val="ListParagraph"/>
-                        <w:numPr>
-                          <w:ilvl w:val="1"/>
-                          <w:numId w:val="12"/>
-                        </w:numPr>
-                        <w:rPr>
-                          <w:rFonts w:ascii="Loew 2.0 ExtraBold" w:hAnsi="Loew 2.0 ExtraBold" w:cs="Arial"/>
-                          <w:b/>
-                          <w:color w:val="000000" w:themeColor="text1"/>
-                          <w:sz w:val="20"/>
-                          <w:szCs w:val="20"/>
-                        </w:rPr>
-                      </w:pPr>
-                      <w:r>
-                        <w:rPr>
-                          <w:rFonts w:ascii="Loew 2.0 ExtraBold" w:hAnsi="Loew 2.0 ExtraBold" w:cs="Arial"/>
-                          <w:b/>
-                          <w:color w:val="000000" w:themeColor="text1"/>
-                          <w:sz w:val="20"/>
-                          <w:szCs w:val="20"/>
-                        </w:rPr>
-                        <w:t xml:space="preserve">State elevator inspection carried 09/16/2026 per completion schedule; shaft-wall build-out and drywall at elevator walls follow TKE completion (09/17/2026 – 09/18/2026).</w:t>
-                      </w:r>
-                    </w:p>
-                    <w:p>
-                      <w:pPr>
-                        <w:pStyle w:val="ListParagraph"/>
-                        <w:numPr>
-                          <w:ilvl w:val="1"/>
-                          <w:numId w:val="12"/>
-                        </w:numPr>
-                        <w:rPr>
-                          <w:rFonts w:ascii="Loew 2.0 ExtraBold" w:hAnsi="Loew 2.0 ExtraBold" w:cs="Arial"/>
-                          <w:b/>
-                          <w:color w:val="000000" w:themeColor="text1"/>
-                          <w:sz w:val="20"/>
-                          <w:szCs w:val="20"/>
-                        </w:rPr>
-                      </w:pPr>
-                      <w:r>
-                        <w:rPr>
-                          <w:rFonts w:ascii="Loew 2.0 ExtraBold" w:hAnsi="Loew 2.0 ExtraBold" w:cs="Arial"/>
-                          <w:b/>
-                          <w:color w:val="000000" w:themeColor="text1"/>
-                          <w:sz w:val="20"/>
-                          <w:szCs w:val="20"/>
-                        </w:rPr>
-                        <w:t xml:space="preserve">Stair 1 and Stair 2 finish-out (landing repairs, paint, carpet, base) begins 08/20/2026.</w:t>
-                      </w:r>
-                    </w:p>
-                    <w:p>
-                      <w:pPr>
-                        <w:pStyle w:val="ListParagraph"/>
-                        <w:numPr>
-                          <w:ilvl w:val="0"/>
-                          <w:numId w:val="12"/>
-                        </w:numPr>
-                        <w:rPr>
-                          <w:rFonts w:ascii="Loew 2.0 ExtraBold" w:hAnsi="Loew 2.0 ExtraBold" w:cs="Arial"/>
-                          <w:b/>
-                          <w:color w:val="000000" w:themeColor="text1"/>
-                          <w:sz w:val="20"/>
-                          <w:szCs w:val="20"/>
-                        </w:rPr>
-                      </w:pPr>
-                      <w:r>
-                        <w:rPr>
-                          <w:rFonts w:ascii="Loew 2.0 ExtraBold" w:hAnsi="Loew 2.0 ExtraBold" w:cs="Arial"/>
-                          <w:b/>
-                          <w:color w:val="000000" w:themeColor="text1"/>
-                          <w:sz w:val="20"/>
-                          <w:szCs w:val="20"/>
-                        </w:rPr>
                         <w:t xml:space="preserve">Site Work &amp; Exterior Improvements</w:t>
                       </w:r>
                     </w:p>
@@ -3470,7 +3645,7 @@
                           <w:sz w:val="20"/>
                           <w:szCs w:val="20"/>
                         </w:rPr>
-                        <w:t xml:space="preserve">Concrete paving, flatwork, and pool deck and coping – 100% complete; entrance pour-back completed 08/14/2026, finish touch-up to follow.</w:t>
+                        <w:t xml:space="preserve">Concrete paving, flatwork, pool deck, coping, and front retaining wall – 100% complete; entrance pour-back touch-up and headwall repair to follow.</w:t>
                       </w:r>
                     </w:p>
                     <w:p>
@@ -3496,7 +3671,7 @@
                           <w:sz w:val="20"/>
                           <w:szCs w:val="20"/>
                         </w:rPr>
-                        <w:t xml:space="preserve">Front retaining wall complete; headwall repair at entrance scheduled 08/19/2026.</w:t>
+                        <w:t xml:space="preserve">Irrigation 63% and landscaping 75% complete; metal edging selection pending.</w:t>
                       </w:r>
                     </w:p>
                     <w:p>
@@ -3522,7 +3697,7 @@
                           <w:sz w:val="20"/>
                           <w:szCs w:val="20"/>
                         </w:rPr>
-                        <w:t xml:space="preserve">Irrigation – 63% complete; landscaping (trees, plants, mulch) 75% complete, finishing by 08/28/2026; metal edging selection pending.</w:t>
+                        <w:t xml:space="preserve">Pool – plaster complete and fill underway; reported leak to be verified once full; equipment room 71% complete.</w:t>
                       </w:r>
                     </w:p>
                     <w:p>
@@ -3548,33 +3723,7 @@
                           <w:sz w:val="20"/>
                           <w:szCs w:val="20"/>
                         </w:rPr>
-                        <w:t xml:space="preserve">Pool – plaster completed 08/17/2026, fill underway; reported leak to be verified once full; equipment room 71% complete.</w:t>
-                      </w:r>
-                    </w:p>
-                    <w:p>
-                      <w:pPr>
-                        <w:pStyle w:val="ListParagraph"/>
-                        <w:numPr>
-                          <w:ilvl w:val="1"/>
-                          <w:numId w:val="12"/>
-                        </w:numPr>
-                        <w:rPr>
-                          <w:rFonts w:ascii="Loew 2.0 ExtraBold" w:hAnsi="Loew 2.0 ExtraBold" w:cs="Arial"/>
-                          <w:b/>
-                          <w:color w:val="000000" w:themeColor="text1"/>
-                          <w:sz w:val="20"/>
-                          <w:szCs w:val="20"/>
-                        </w:rPr>
-                      </w:pPr>
-                      <w:r>
-                        <w:rPr>
-                          <w:rFonts w:ascii="Loew 2.0 ExtraBold" w:hAnsi="Loew 2.0 ExtraBold" w:cs="Arial"/>
-                          <w:b/>
-                          <w:color w:val="000000" w:themeColor="text1"/>
-                          <w:sz w:val="20"/>
-                          <w:szCs w:val="20"/>
-                        </w:rPr>
-                        <w:t xml:space="preserve">Ornamental iron pool fence installation begins 08/20/2026; temporary safety fencing in place.</w:t>
+                        <w:t xml:space="preserve">Ornamental iron pool fence installation beginning; safety fencing in place.</w:t>
                       </w:r>
                     </w:p>
                     <w:p>
@@ -3632,7 +3781,7 @@
                           <w:sz w:val="20"/>
                           <w:szCs w:val="20"/>
                         </w:rPr>
-                        <w:t xml:space="preserve">Elevator installation is the critical-path item; per the Hilton 30-day report dated 07/24/2026, the 08/25/2026 target opening date remains, pending elevator updates.</w:t>
+                        <w:t xml:space="preserve">Elevator installation is the critical-path item; per the Hilton 30-day report, the 08/25/2026 target opening date remains, pending elevator updates.</w:t>
                       </w:r>
                     </w:p>
                     <w:p>
@@ -3658,7 +3807,7 @@
                           <w:sz w:val="20"/>
                           <w:szCs w:val="20"/>
                         </w:rPr>
-                        <w:t xml:space="preserve">The state elevator inspection is called in by TKE once its work is complete (approximately three weeks out); historic lead times range from one to twelve weeks, and Triun is pursuing an early position in the inspection queue.</w:t>
+                        <w:t xml:space="preserve">State elevator inspection carried 09/16/2026; it can only be called in by TKE once installation is complete, and historic lead times range from one to twelve weeks.</w:t>
                       </w:r>
                     </w:p>
                     <w:p>
@@ -3684,7 +3833,7 @@
                           <w:sz w:val="20"/>
                           <w:szCs w:val="20"/>
                         </w:rPr>
-                        <w:t xml:space="preserve">Working-wall/casework misalignment at four guestrooms – added cabinetry in design with RKH; Rooms 116 and 118 await written Hilton direction before any furniture is modified.</w:t>
+                        <w:t xml:space="preserve">Working-wall/casework misalignment at four guestrooms – added cabinetry in design with RKH; Rooms 116 and 118 await written Hilton direction.</w:t>
                       </w:r>
                     </w:p>
                     <w:p>
@@ -3710,816 +3859,20 @@
                           <w:sz w:val="20"/>
                           <w:szCs w:val="20"/>
                         </w:rPr>
-                        <w:t xml:space="preserve">Substantial Completion currently projected 10/08/2026; the overall completion schedule, including final inspections, runs through 10/13/2026. (see Daily Logs for updates)</w:t>
+                        <w:t xml:space="preserve">Substantial Completion currently projected 10/08/2026. (see Daily Logs for updates)</w:t>
                       </w:r>
                     </w:p>
-                  </w:txbxContent>
-                </v:textbox>
-                <w10:wrap anchorx="margin"/>
-              </v:shape>
-            </w:pict>
-          </mc:Fallback>
-        </mc:AlternateContent>
-      </w:r>
-    </w:p>
-    <w:p>
-      <w:r>
-        <w:br w:type="page"/>
-      </w:r>
-      <w:r>
-        <w:rPr>
-          <w:noProof/>
-        </w:rPr>
-        <w:lastRenderedPageBreak/>
-        <mc:AlternateContent>
-          <mc:Choice Requires="wps">
-            <w:drawing>
-              <wp:anchor distT="0" distB="0" distL="114300" distR="114300" simplePos="0" relativeHeight="251663360" behindDoc="0" locked="0" layoutInCell="1" allowOverlap="1" wp14:anchorId="6E00AB32" wp14:editId="015FCC78">
-                <wp:simplePos x="0" y="0"/>
-                <wp:positionH relativeFrom="margin">
-                  <wp:posOffset>-3810</wp:posOffset>
-                </wp:positionH>
-                <wp:positionV relativeFrom="paragraph">
-                  <wp:posOffset>35780</wp:posOffset>
-                </wp:positionV>
-                <wp:extent cx="6694999" cy="8627165"/>
-                <wp:effectExtent l="0" t="0" r="10795" b="21590"/>
-                <wp:wrapNone/>
-                <wp:docPr id="302" name="Text Box 32"/>
-                <wp:cNvGraphicFramePr>
-                  <a:graphicFrameLocks xmlns:a="http://schemas.openxmlformats.org/drawingml/2006/main"/>
-                </wp:cNvGraphicFramePr>
-                <a:graphic xmlns:a="http://schemas.openxmlformats.org/drawingml/2006/main">
-                  <a:graphicData uri="http://schemas.microsoft.com/office/word/2010/wordprocessingShape">
-                    <wps:wsp>
-                      <wps:cNvSpPr txBox="1">
-                        <a:spLocks noChangeArrowheads="1"/>
-                      </wps:cNvSpPr>
-                      <wps:spPr bwMode="auto">
-                        <a:xfrm>
-                          <a:off x="0" y="0"/>
-                          <a:ext cx="6694999" cy="8627165"/>
-                        </a:xfrm>
-                        <a:prstGeom prst="rect">
-                          <a:avLst/>
-                        </a:prstGeom>
-                        <a:solidFill>
-                          <a:srgbClr val="FFFFFF"/>
-                        </a:solidFill>
-                        <a:ln w="9525">
-                          <a:solidFill>
-                            <a:srgbClr val="000000"/>
-                          </a:solidFill>
-                          <a:miter lim="800000"/>
-                          <a:headEnd/>
-                          <a:tailEnd/>
-                        </a:ln>
-                      </wps:spPr>
-                      <wps:txbx>
-                        <w:txbxContent>
-                          <w:p>
-                            <w:pPr>
-                              <w:rPr>
-                                <w:rFonts w:ascii="Loew 2.0 ExtraBold" w:hAnsi="Loew 2.0 ExtraBold" w:cs="Arial"/>
-                                <w:b/>
-                                <w:color w:val="000000" w:themeColor="text1"/>
-                                <w:sz w:val="20"/>
-                                <w:szCs w:val="20"/>
-                              </w:rPr>
-                            </w:pPr>
-                            <w:r>
-                              <w:rPr>
-                                <w:rFonts w:ascii="Loew 2.0 ExtraBold" w:hAnsi="Loew 2.0 ExtraBold" w:cs="Arial"/>
-                                <w:b/>
-                                <w:color w:val="000000" w:themeColor="text1"/>
-                                <w:sz w:val="20"/>
-                                <w:szCs w:val="20"/>
-                              </w:rPr>
-                              <w:t xml:space="preserve">Safety:</w:t>
-                            </w:r>
-                          </w:p>
-                          <w:p>
-                            <w:pPr>
-                              <w:pStyle w:val="ListParagraph"/>
-                              <w:numPr>
-                                <w:ilvl w:val="0"/>
-                                <w:numId w:val="12"/>
-                              </w:numPr>
-                              <w:rPr>
-                                <w:rFonts w:ascii="Loew 2.0 ExtraBold" w:hAnsi="Loew 2.0 ExtraBold" w:cs="Arial"/>
-                                <w:b/>
-                                <w:color w:val="000000" w:themeColor="text1"/>
-                                <w:sz w:val="20"/>
-                                <w:szCs w:val="20"/>
-                              </w:rPr>
-                            </w:pPr>
-                            <w:r>
-                              <w:rPr>
-                                <w:rFonts w:ascii="Loew 2.0 ExtraBold" w:hAnsi="Loew 2.0 ExtraBold" w:cs="Arial"/>
-                                <w:b/>
-                                <w:color w:val="000000" w:themeColor="text1"/>
-                                <w:sz w:val="20"/>
-                                <w:szCs w:val="20"/>
-                              </w:rPr>
-                              <w:t xml:space="preserve">All Subcontractors must turn in a Tool Box Talk weekly every Monday morning at 8:00AM (CST) before going onsite.</w:t>
-                            </w:r>
-                          </w:p>
-                          <w:p>
-                            <w:pPr>
-                              <w:rPr>
-                                <w:rFonts w:ascii="Loew 2.0 ExtraBold" w:hAnsi="Loew 2.0 ExtraBold" w:cs="Arial"/>
-                                <w:b/>
-                                <w:color w:val="000000" w:themeColor="text1"/>
-                                <w:sz w:val="20"/>
-                                <w:szCs w:val="20"/>
-                              </w:rPr>
-                            </w:pPr>
-                          </w:p>
-                          <w:p>
-                            <w:pPr>
-                              <w:rPr>
-                                <w:rFonts w:ascii="Loew 2.0 ExtraBold" w:hAnsi="Loew 2.0 ExtraBold" w:cs="Arial"/>
-                                <w:b/>
-                                <w:color w:val="000000" w:themeColor="text1"/>
-                                <w:sz w:val="20"/>
-                                <w:szCs w:val="20"/>
-                              </w:rPr>
-                            </w:pPr>
-                            <w:r>
-                              <w:rPr>
-                                <w:rFonts w:ascii="Loew 2.0 ExtraBold" w:hAnsi="Loew 2.0 ExtraBold" w:cs="Arial"/>
-                                <w:b/>
-                                <w:color w:val="000000" w:themeColor="text1"/>
-                                <w:sz w:val="20"/>
-                                <w:szCs w:val="20"/>
-                              </w:rPr>
-                              <w:t xml:space="preserve">Pay Approval from Bank:</w:t>
-                            </w:r>
-                          </w:p>
-                          <w:p>
-                            <w:pPr>
-                              <w:pStyle w:val="ListParagraph"/>
-                              <w:numPr>
-                                <w:ilvl w:val="0"/>
-                                <w:numId w:val="12"/>
-                              </w:numPr>
-                              <w:rPr>
-                                <w:rFonts w:ascii="Loew 2.0 ExtraBold" w:hAnsi="Loew 2.0 ExtraBold" w:cs="Arial"/>
-                                <w:b/>
-                                <w:color w:val="000000" w:themeColor="text1"/>
-                                <w:sz w:val="20"/>
-                                <w:szCs w:val="20"/>
-                              </w:rPr>
-                            </w:pPr>
-                            <w:r>
-                              <w:rPr>
-                                <w:rFonts w:ascii="Loew 2.0 ExtraBold" w:hAnsi="Loew 2.0 ExtraBold" w:cs="Arial"/>
-                                <w:b/>
-                                <w:color w:val="000000" w:themeColor="text1"/>
-                                <w:sz w:val="20"/>
-                                <w:szCs w:val="20"/>
-                              </w:rPr>
-                              <w:t xml:space="preserve">Current pay application under reconciliation.</w:t>
-                            </w:r>
-                          </w:p>
-                          <w:p>
-                            <w:pPr>
-                              <w:rPr>
-                                <w:rFonts w:ascii="Loew 2.0 ExtraBold" w:hAnsi="Loew 2.0 ExtraBold" w:cs="Arial"/>
-                                <w:b/>
-                                <w:color w:val="000000" w:themeColor="text1"/>
-                                <w:sz w:val="20"/>
-                                <w:szCs w:val="20"/>
-                              </w:rPr>
-                            </w:pPr>
-                          </w:p>
-                          <w:p>
-                            <w:pPr>
-                              <w:rPr>
-                                <w:rFonts w:ascii="Loew 2.0 ExtraBold" w:hAnsi="Loew 2.0 ExtraBold" w:cs="Arial"/>
-                                <w:b/>
-                                <w:color w:val="000000" w:themeColor="text1"/>
-                                <w:sz w:val="20"/>
-                                <w:szCs w:val="20"/>
-                              </w:rPr>
-                            </w:pPr>
-                            <w:r>
-                              <w:rPr>
-                                <w:rFonts w:ascii="Loew 2.0 ExtraBold" w:hAnsi="Loew 2.0 ExtraBold" w:cs="Arial"/>
-                                <w:b/>
-                                <w:color w:val="000000" w:themeColor="text1"/>
-                                <w:sz w:val="20"/>
-                                <w:szCs w:val="20"/>
-                              </w:rPr>
-                              <w:t xml:space="preserve">Weather Days:</w:t>
-                            </w:r>
-                          </w:p>
-                          <w:p>
-                            <w:pPr>
-                              <w:pStyle w:val="ListParagraph"/>
-                              <w:numPr>
-                                <w:ilvl w:val="0"/>
-                                <w:numId w:val="12"/>
-                              </w:numPr>
-                              <w:rPr>
-                                <w:rFonts w:ascii="Loew 2.0 ExtraBold" w:hAnsi="Loew 2.0 ExtraBold" w:cs="Arial"/>
-                                <w:b/>
-                                <w:color w:val="000000" w:themeColor="text1"/>
-                                <w:sz w:val="20"/>
-                                <w:szCs w:val="20"/>
-                              </w:rPr>
-                            </w:pPr>
-                            <w:r>
-                              <w:rPr>
-                                <w:rFonts w:ascii="Loew 2.0 ExtraBold" w:hAnsi="Loew 2.0 ExtraBold" w:cs="Arial"/>
-                                <w:b/>
-                                <w:color w:val="000000" w:themeColor="text1"/>
-                                <w:sz w:val="20"/>
-                                <w:szCs w:val="20"/>
-                              </w:rPr>
-                              <w:t xml:space="preserve">No weather delay days recorded this reporting period (07/16/2026 – 08/18/2026).</w:t>
-                            </w:r>
-                          </w:p>
-                          <w:p>
-                            <w:pPr>
-                              <w:rPr>
-                                <w:rFonts w:ascii="Loew 2.0 ExtraBold" w:hAnsi="Loew 2.0 ExtraBold" w:cs="Arial"/>
-                                <w:b/>
-                                <w:color w:val="000000" w:themeColor="text1"/>
-                                <w:sz w:val="20"/>
-                                <w:szCs w:val="20"/>
-                              </w:rPr>
-                            </w:pPr>
-                          </w:p>
-                          <w:p>
-                            <w:pPr>
-                              <w:rPr>
-                                <w:rFonts w:ascii="Loew 2.0 ExtraBold" w:hAnsi="Loew 2.0 ExtraBold" w:cs="Arial"/>
-                                <w:b/>
-                                <w:color w:val="000000" w:themeColor="text1"/>
-                                <w:sz w:val="20"/>
-                                <w:szCs w:val="20"/>
-                              </w:rPr>
-                            </w:pPr>
-                            <w:r>
-                              <w:rPr>
-                                <w:rFonts w:ascii="Loew 2.0 ExtraBold" w:hAnsi="Loew 2.0 ExtraBold" w:cs="Arial"/>
-                                <w:b/>
-                                <w:color w:val="000000" w:themeColor="text1"/>
-                                <w:sz w:val="20"/>
-                                <w:szCs w:val="20"/>
-                              </w:rPr>
-                              <w:t xml:space="preserve">Planned Activities Next Month:</w:t>
-                            </w:r>
-                          </w:p>
-                          <w:p>
-                            <w:pPr>
-                              <w:pStyle w:val="ListParagraph"/>
-                              <w:numPr>
-                                <w:ilvl w:val="0"/>
-                                <w:numId w:val="12"/>
-                              </w:numPr>
-                              <w:rPr>
-                                <w:rFonts w:ascii="Loew 2.0 ExtraBold" w:hAnsi="Loew 2.0 ExtraBold" w:cs="Arial"/>
-                                <w:b/>
-                                <w:color w:val="000000" w:themeColor="text1"/>
-                                <w:sz w:val="20"/>
-                                <w:szCs w:val="20"/>
-                              </w:rPr>
-                            </w:pPr>
-                            <w:r>
-                              <w:rPr>
-                                <w:rFonts w:ascii="Loew 2.0 ExtraBold" w:hAnsi="Loew 2.0 ExtraBold" w:cs="Arial"/>
-                                <w:b/>
-                                <w:color w:val="000000" w:themeColor="text1"/>
-                                <w:sz w:val="20"/>
-                                <w:szCs w:val="20"/>
-                              </w:rPr>
-                              <w:t xml:space="preserve">Interior</w:t>
-                            </w:r>
-                          </w:p>
-                          <w:p>
-                            <w:pPr>
-                              <w:pStyle w:val="ListParagraph"/>
-                              <w:numPr>
-                                <w:ilvl w:val="1"/>
-                                <w:numId w:val="12"/>
-                              </w:numPr>
-                              <w:rPr>
-                                <w:rFonts w:ascii="Loew 2.0 ExtraBold" w:hAnsi="Loew 2.0 ExtraBold" w:cs="Arial"/>
-                                <w:b/>
-                                <w:color w:val="000000" w:themeColor="text1"/>
-                                <w:sz w:val="20"/>
-                                <w:szCs w:val="20"/>
-                              </w:rPr>
-                            </w:pPr>
-                            <w:r>
-                              <w:rPr>
-                                <w:rFonts w:ascii="Loew 2.0 ExtraBold" w:hAnsi="Loew 2.0 ExtraBold" w:cs="Arial"/>
-                                <w:b/>
-                                <w:color w:val="000000" w:themeColor="text1"/>
-                                <w:sz w:val="20"/>
-                                <w:szCs w:val="20"/>
-                              </w:rPr>
-                              <w:t xml:space="preserve">Clear staging guestrooms and close exterior windows (targeted 08/19/2026); mechanical and electrical complete remaining trim-out in a single mobilization.</w:t>
-                            </w:r>
-                          </w:p>
-                          <w:p>
-                            <w:pPr>
-                              <w:pStyle w:val="ListParagraph"/>
-                              <w:numPr>
-                                <w:ilvl w:val="1"/>
-                                <w:numId w:val="12"/>
-                              </w:numPr>
-                              <w:rPr>
-                                <w:rFonts w:ascii="Loew 2.0 ExtraBold" w:hAnsi="Loew 2.0 ExtraBold" w:cs="Arial"/>
-                                <w:b/>
-                                <w:color w:val="000000" w:themeColor="text1"/>
-                                <w:sz w:val="20"/>
-                                <w:szCs w:val="20"/>
-                              </w:rPr>
-                            </w:pPr>
-                            <w:r>
-                              <w:rPr>
-                                <w:rFonts w:ascii="Loew 2.0 ExtraBold" w:hAnsi="Loew 2.0 ExtraBold" w:cs="Arial"/>
-                                <w:b/>
-                                <w:color w:val="000000" w:themeColor="text1"/>
-                                <w:sz w:val="20"/>
-                                <w:szCs w:val="20"/>
-                              </w:rPr>
-                              <w:t xml:space="preserve">1</w:t>
-                            </w:r>
-                            <w:r>
-                              <w:rPr>
-                                <w:rFonts w:ascii="Loew 2.0 ExtraBold" w:hAnsi="Loew 2.0 ExtraBold" w:cs="Arial"/>
-                                <w:b/>
-                                <w:color w:val="000000" w:themeColor="text1"/>
-                                <w:sz w:val="20"/>
-                                <w:szCs w:val="20"/>
-                                <w:vertAlign w:val="superscript"/>
-                              </w:rPr>
-                              <w:t>st</w:t>
-                            </w:r>
-                            <w:r>
-                              <w:rPr>
-                                <w:rFonts w:ascii="Loew 2.0 ExtraBold" w:hAnsi="Loew 2.0 ExtraBold" w:cs="Arial"/>
-                                <w:b/>
-                                <w:color w:val="000000" w:themeColor="text1"/>
-                                <w:sz w:val="20"/>
-                                <w:szCs w:val="20"/>
-                              </w:rPr>
-                              <w:t xml:space="preserve"> floor – corridor carpet &amp; tile 08/19/2026 – 08/21/2026 with base, corner guards, and paint touch-up to follow; common-room finish-out continues through 09/16/2026.</w:t>
-                            </w:r>
-                          </w:p>
-                          <w:p>
-                            <w:pPr>
-                              <w:pStyle w:val="ListParagraph"/>
-                              <w:numPr>
-                                <w:ilvl w:val="1"/>
-                                <w:numId w:val="12"/>
-                              </w:numPr>
-                              <w:rPr>
-                                <w:rFonts w:ascii="Loew 2.0 ExtraBold" w:hAnsi="Loew 2.0 ExtraBold" w:cs="Arial"/>
-                                <w:b/>
-                                <w:color w:val="000000" w:themeColor="text1"/>
-                                <w:sz w:val="20"/>
-                                <w:szCs w:val="20"/>
-                              </w:rPr>
-                            </w:pPr>
-                            <w:r>
-                              <w:rPr>
-                                <w:rFonts w:ascii="Loew 2.0 ExtraBold" w:hAnsi="Loew 2.0 ExtraBold" w:cs="Arial"/>
-                                <w:b/>
-                                <w:color w:val="000000" w:themeColor="text1"/>
-                                <w:sz w:val="20"/>
-                                <w:szCs w:val="20"/>
-                              </w:rPr>
-                              <w:t xml:space="preserve">3</w:t>
-                            </w:r>
-                            <w:r>
-                              <w:rPr>
-                                <w:rFonts w:ascii="Loew 2.0 ExtraBold" w:hAnsi="Loew 2.0 ExtraBold" w:cs="Arial"/>
-                                <w:b/>
-                                <w:color w:val="000000" w:themeColor="text1"/>
-                                <w:sz w:val="20"/>
-                                <w:szCs w:val="20"/>
-                                <w:vertAlign w:val="superscript"/>
-                              </w:rPr>
-                              <w:t>rd</w:t>
-                            </w:r>
-                            <w:r>
-                              <w:rPr>
-                                <w:rFonts w:ascii="Loew 2.0 ExtraBold" w:hAnsi="Loew 2.0 ExtraBold" w:cs="Arial"/>
-                                <w:b/>
-                                <w:color w:val="000000" w:themeColor="text1"/>
-                                <w:sz w:val="20"/>
-                                <w:szCs w:val="20"/>
-                              </w:rPr>
-                              <w:t xml:space="preserve"> and 4</w:t>
-                            </w:r>
-                            <w:r>
-                              <w:rPr>
-                                <w:rFonts w:ascii="Loew 2.0 ExtraBold" w:hAnsi="Loew 2.0 ExtraBold" w:cs="Arial"/>
-                                <w:b/>
-                                <w:color w:val="000000" w:themeColor="text1"/>
-                                <w:sz w:val="20"/>
-                                <w:szCs w:val="20"/>
-                                <w:vertAlign w:val="superscript"/>
-                              </w:rPr>
-                              <w:t>th</w:t>
-                            </w:r>
-                            <w:r>
-                              <w:rPr>
-                                <w:rFonts w:ascii="Loew 2.0 ExtraBold" w:hAnsi="Loew 2.0 ExtraBold" w:cs="Arial"/>
-                                <w:b/>
-                                <w:color w:val="000000" w:themeColor="text1"/>
-                                <w:sz w:val="20"/>
-                                <w:szCs w:val="20"/>
-                              </w:rPr>
-                              <w:t xml:space="preserve"> floors – frames &amp; doors, electrical and plumbing finish 08/17/2026 – 08/26/2026; Stair 1 and Stair 2 finish-out 08/20/2026 – 08/31/2026.</w:t>
-                            </w:r>
-                          </w:p>
-                          <w:p>
-                            <w:pPr>
-                              <w:pStyle w:val="ListParagraph"/>
-                              <w:numPr>
-                                <w:ilvl w:val="1"/>
-                                <w:numId w:val="12"/>
-                              </w:numPr>
-                              <w:rPr>
-                                <w:rFonts w:ascii="Loew 2.0 ExtraBold" w:hAnsi="Loew 2.0 ExtraBold" w:cs="Arial"/>
-                                <w:b/>
-                                <w:color w:val="000000" w:themeColor="text1"/>
-                                <w:sz w:val="20"/>
-                                <w:szCs w:val="20"/>
-                              </w:rPr>
-                            </w:pPr>
-                            <w:r>
-                              <w:rPr>
-                                <w:rFonts w:ascii="Loew 2.0 ExtraBold" w:hAnsi="Loew 2.0 ExtraBold" w:cs="Arial"/>
-                                <w:b/>
-                                <w:color w:val="000000" w:themeColor="text1"/>
-                                <w:sz w:val="20"/>
-                                <w:szCs w:val="20"/>
-                              </w:rPr>
-                              <w:t xml:space="preserve">2</w:t>
-                            </w:r>
-                            <w:r>
-                              <w:rPr>
-                                <w:rFonts w:ascii="Loew 2.0 ExtraBold" w:hAnsi="Loew 2.0 ExtraBold" w:cs="Arial"/>
-                                <w:b/>
-                                <w:color w:val="000000" w:themeColor="text1"/>
-                                <w:sz w:val="20"/>
-                                <w:szCs w:val="20"/>
-                                <w:vertAlign w:val="superscript"/>
-                              </w:rPr>
-                              <w:t>nd</w:t>
-                            </w:r>
-                            <w:r>
-                              <w:rPr>
-                                <w:rFonts w:ascii="Loew 2.0 ExtraBold" w:hAnsi="Loew 2.0 ExtraBold" w:cs="Arial"/>
-                                <w:b/>
-                                <w:color w:val="000000" w:themeColor="text1"/>
-                                <w:sz w:val="20"/>
-                                <w:szCs w:val="20"/>
-                              </w:rPr>
-                              <w:t xml:space="preserve"> floor – remaining touch-up paint (90% complete) 09/16/2026 – 09/21/2026 per completion schedule.</w:t>
-                            </w:r>
-                          </w:p>
-                          <w:p>
-                            <w:pPr>
-                              <w:pStyle w:val="ListParagraph"/>
-                              <w:numPr>
-                                <w:ilvl w:val="1"/>
-                                <w:numId w:val="12"/>
-                              </w:numPr>
-                              <w:rPr>
-                                <w:rFonts w:ascii="Loew 2.0 ExtraBold" w:hAnsi="Loew 2.0 ExtraBold" w:cs="Arial"/>
-                                <w:b/>
-                                <w:color w:val="000000" w:themeColor="text1"/>
-                                <w:sz w:val="20"/>
-                                <w:szCs w:val="20"/>
-                              </w:rPr>
-                            </w:pPr>
-                            <w:r>
-                              <w:rPr>
-                                <w:rFonts w:ascii="Loew 2.0 ExtraBold" w:hAnsi="Loew 2.0 ExtraBold" w:cs="Arial"/>
-                                <w:b/>
-                                <w:color w:val="000000" w:themeColor="text1"/>
-                                <w:sz w:val="20"/>
-                                <w:szCs w:val="20"/>
-                              </w:rPr>
-                              <w:t xml:space="preserve">FF&amp;E installation of the remaining 14 guestrooms upon resumption.</w:t>
-                            </w:r>
-                          </w:p>
-                          <w:p>
-                            <w:pPr>
-                              <w:pStyle w:val="ListParagraph"/>
-                              <w:numPr>
-                                <w:ilvl w:val="0"/>
-                                <w:numId w:val="12"/>
-                              </w:numPr>
-                              <w:rPr>
-                                <w:rFonts w:ascii="Loew 2.0 ExtraBold" w:hAnsi="Loew 2.0 ExtraBold" w:cs="Arial"/>
-                                <w:b/>
-                                <w:color w:val="000000" w:themeColor="text1"/>
-                                <w:sz w:val="20"/>
-                                <w:szCs w:val="20"/>
-                              </w:rPr>
-                            </w:pPr>
-                            <w:r>
-                              <w:rPr>
-                                <w:rFonts w:ascii="Loew 2.0 ExtraBold" w:hAnsi="Loew 2.0 ExtraBold" w:cs="Arial"/>
-                                <w:b/>
-                                <w:color w:val="000000" w:themeColor="text1"/>
-                                <w:sz w:val="20"/>
-                                <w:szCs w:val="20"/>
-                              </w:rPr>
-                              <w:t xml:space="preserve">Exterior &amp; Site</w:t>
-                            </w:r>
-                          </w:p>
-                          <w:p>
-                            <w:pPr>
-                              <w:pStyle w:val="ListParagraph"/>
-                              <w:numPr>
-                                <w:ilvl w:val="1"/>
-                                <w:numId w:val="12"/>
-                              </w:numPr>
-                              <w:rPr>
-                                <w:rFonts w:ascii="Loew 2.0 ExtraBold" w:hAnsi="Loew 2.0 ExtraBold" w:cs="Arial"/>
-                                <w:b/>
-                                <w:color w:val="000000" w:themeColor="text1"/>
-                                <w:sz w:val="20"/>
-                                <w:szCs w:val="20"/>
-                              </w:rPr>
-                            </w:pPr>
-                            <w:r>
-                              <w:rPr>
-                                <w:rFonts w:ascii="Loew 2.0 ExtraBold" w:hAnsi="Loew 2.0 ExtraBold" w:cs="Arial"/>
-                                <w:b/>
-                                <w:color w:val="000000" w:themeColor="text1"/>
-                                <w:sz w:val="20"/>
-                                <w:szCs w:val="20"/>
-                              </w:rPr>
-                              <w:t xml:space="preserve">EFIS completion by 08/25/2026; masonry capstone installation upon delivery.</w:t>
-                            </w:r>
-                          </w:p>
-                          <w:p>
-                            <w:pPr>
-                              <w:pStyle w:val="ListParagraph"/>
-                              <w:numPr>
-                                <w:ilvl w:val="1"/>
-                                <w:numId w:val="12"/>
-                              </w:numPr>
-                              <w:rPr>
-                                <w:rFonts w:ascii="Loew 2.0 ExtraBold" w:hAnsi="Loew 2.0 ExtraBold" w:cs="Arial"/>
-                                <w:b/>
-                                <w:color w:val="000000" w:themeColor="text1"/>
-                                <w:sz w:val="20"/>
-                                <w:szCs w:val="20"/>
-                              </w:rPr>
-                            </w:pPr>
-                            <w:r>
-                              <w:rPr>
-                                <w:rFonts w:ascii="Loew 2.0 ExtraBold" w:hAnsi="Loew 2.0 ExtraBold" w:cs="Arial"/>
-                                <w:b/>
-                                <w:color w:val="000000" w:themeColor="text1"/>
-                                <w:sz w:val="20"/>
-                                <w:szCs w:val="20"/>
-                              </w:rPr>
-                              <w:t xml:space="preserve">Complete pool fill; pool fence and gates installation from 08/20/2026 with new plaster protected during welding.</w:t>
-                            </w:r>
-                          </w:p>
-                          <w:p>
-                            <w:pPr>
-                              <w:pStyle w:val="ListParagraph"/>
-                              <w:numPr>
-                                <w:ilvl w:val="1"/>
-                                <w:numId w:val="12"/>
-                              </w:numPr>
-                              <w:rPr>
-                                <w:rFonts w:ascii="Loew 2.0 ExtraBold" w:hAnsi="Loew 2.0 ExtraBold" w:cs="Arial"/>
-                                <w:b/>
-                                <w:color w:val="000000" w:themeColor="text1"/>
-                                <w:sz w:val="20"/>
-                                <w:szCs w:val="20"/>
-                              </w:rPr>
-                            </w:pPr>
-                            <w:r>
-                              <w:rPr>
-                                <w:rFonts w:ascii="Loew 2.0 ExtraBold" w:hAnsi="Loew 2.0 ExtraBold" w:cs="Arial"/>
-                                <w:b/>
-                                <w:color w:val="000000" w:themeColor="text1"/>
-                                <w:sz w:val="20"/>
-                                <w:szCs w:val="20"/>
-                              </w:rPr>
-                              <w:t xml:space="preserve">Outdoor amenity areas – firepits, pet relief stand, outdoor lounge, porte cochere and lighting, FRC planters – 08/17/2026 – 08/31/2026.</w:t>
-                            </w:r>
-                          </w:p>
-                          <w:p>
-                            <w:pPr>
-                              <w:pStyle w:val="ListParagraph"/>
-                              <w:numPr>
-                                <w:ilvl w:val="1"/>
-                                <w:numId w:val="12"/>
-                              </w:numPr>
-                              <w:rPr>
-                                <w:rFonts w:ascii="Loew 2.0 ExtraBold" w:hAnsi="Loew 2.0 ExtraBold" w:cs="Arial"/>
-                                <w:b/>
-                                <w:color w:val="000000" w:themeColor="text1"/>
-                                <w:sz w:val="20"/>
-                                <w:szCs w:val="20"/>
-                              </w:rPr>
-                            </w:pPr>
-                            <w:r>
-                              <w:rPr>
-                                <w:rFonts w:ascii="Loew 2.0 ExtraBold" w:hAnsi="Loew 2.0 ExtraBold" w:cs="Arial"/>
-                                <w:b/>
-                                <w:color w:val="000000" w:themeColor="text1"/>
-                                <w:sz w:val="20"/>
-                                <w:szCs w:val="20"/>
-                              </w:rPr>
-                              <w:t xml:space="preserve">Headwall repair 08/19/2026; TxDOT railing at entrance 08/28/2026 – 08/31/2026 (fabricator quote expected 08/19/2026).</w:t>
-                            </w:r>
-                          </w:p>
-                          <w:p>
-                            <w:pPr>
-                              <w:pStyle w:val="ListParagraph"/>
-                              <w:numPr>
-                                <w:ilvl w:val="1"/>
-                                <w:numId w:val="12"/>
-                              </w:numPr>
-                              <w:rPr>
-                                <w:rFonts w:ascii="Loew 2.0 ExtraBold" w:hAnsi="Loew 2.0 ExtraBold" w:cs="Arial"/>
-                                <w:b/>
-                                <w:color w:val="000000" w:themeColor="text1"/>
-                                <w:sz w:val="20"/>
-                                <w:szCs w:val="20"/>
-                              </w:rPr>
-                            </w:pPr>
-                            <w:r>
-                              <w:rPr>
-                                <w:rFonts w:ascii="Loew 2.0 ExtraBold" w:hAnsi="Loew 2.0 ExtraBold" w:cs="Arial"/>
-                                <w:b/>
-                                <w:color w:val="000000" w:themeColor="text1"/>
-                                <w:sz w:val="20"/>
-                                <w:szCs w:val="20"/>
-                              </w:rPr>
-                              <w:t xml:space="preserve">Landscaping – trees, plants and mulch through 08/28/2026; dumpster storage enclosure completion 08/21/2026 – 08/28/2026.</w:t>
-                            </w:r>
-                          </w:p>
-                          <w:p>
-                            <w:pPr>
-                              <w:pStyle w:val="ListParagraph"/>
-                              <w:numPr>
-                                <w:ilvl w:val="0"/>
-                                <w:numId w:val="12"/>
-                              </w:numPr>
-                              <w:rPr>
-                                <w:rFonts w:ascii="Loew 2.0 ExtraBold" w:hAnsi="Loew 2.0 ExtraBold" w:cs="Arial"/>
-                                <w:b/>
-                                <w:color w:val="000000" w:themeColor="text1"/>
-                                <w:sz w:val="20"/>
-                                <w:szCs w:val="20"/>
-                              </w:rPr>
-                            </w:pPr>
-                            <w:r>
-                              <w:rPr>
-                                <w:rFonts w:ascii="Loew 2.0 ExtraBold" w:hAnsi="Loew 2.0 ExtraBold" w:cs="Arial"/>
-                                <w:b/>
-                                <w:color w:val="000000" w:themeColor="text1"/>
-                                <w:sz w:val="20"/>
-                                <w:szCs w:val="20"/>
-                              </w:rPr>
-                              <w:t xml:space="preserve">Elevators &amp; Inspections</w:t>
-                            </w:r>
-                          </w:p>
-                          <w:p>
-                            <w:pPr>
-                              <w:pStyle w:val="ListParagraph"/>
-                              <w:numPr>
-                                <w:ilvl w:val="1"/>
-                                <w:numId w:val="12"/>
-                              </w:numPr>
-                              <w:rPr>
-                                <w:rFonts w:ascii="Loew 2.0 ExtraBold" w:hAnsi="Loew 2.0 ExtraBold" w:cs="Arial"/>
-                                <w:b/>
-                                <w:color w:val="000000" w:themeColor="text1"/>
-                                <w:sz w:val="20"/>
-                                <w:szCs w:val="20"/>
-                              </w:rPr>
-                            </w:pPr>
-                            <w:r>
-                              <w:rPr>
-                                <w:rFonts w:ascii="Loew 2.0 ExtraBold" w:hAnsi="Loew 2.0 ExtraBold" w:cs="Arial"/>
-                                <w:b/>
-                                <w:color w:val="000000" w:themeColor="text1"/>
-                                <w:sz w:val="20"/>
-                                <w:szCs w:val="20"/>
-                              </w:rPr>
-                              <w:t xml:space="preserve">TKE elevator installation to completion (through 09/14/2026); state inspection carried 09/16/2026; shaft-wall build-out to follow.</w:t>
-                            </w:r>
-                          </w:p>
-                          <w:p>
-                            <w:pPr>
-                              <w:pStyle w:val="ListParagraph"/>
-                              <w:numPr>
-                                <w:ilvl w:val="1"/>
-                                <w:numId w:val="12"/>
-                              </w:numPr>
-                              <w:rPr>
-                                <w:rFonts w:ascii="Loew 2.0 ExtraBold" w:hAnsi="Loew 2.0 ExtraBold" w:cs="Arial"/>
-                                <w:b/>
-                                <w:color w:val="000000" w:themeColor="text1"/>
-                                <w:sz w:val="20"/>
-                                <w:szCs w:val="20"/>
-                              </w:rPr>
-                            </w:pPr>
-                            <w:r>
-                              <w:rPr>
-                                <w:rFonts w:ascii="Loew 2.0 ExtraBold" w:hAnsi="Loew 2.0 ExtraBold" w:cs="Arial"/>
-                                <w:b/>
-                                <w:color w:val="000000" w:themeColor="text1"/>
-                                <w:sz w:val="20"/>
-                                <w:szCs w:val="20"/>
-                              </w:rPr>
-                              <w:t xml:space="preserve">Fire Alarm Final and Mechanical Final inspections – 08/24/2026.</w:t>
-                            </w:r>
-                          </w:p>
-                          <w:p>
-                            <w:pPr>
-                              <w:pStyle w:val="ListParagraph"/>
-                              <w:numPr>
-                                <w:ilvl w:val="1"/>
-                                <w:numId w:val="12"/>
-                              </w:numPr>
-                              <w:rPr>
-                                <w:rFonts w:ascii="Loew 2.0 ExtraBold" w:hAnsi="Loew 2.0 ExtraBold" w:cs="Arial"/>
-                                <w:b/>
-                                <w:color w:val="000000" w:themeColor="text1"/>
-                                <w:sz w:val="20"/>
-                                <w:szCs w:val="20"/>
-                              </w:rPr>
-                            </w:pPr>
-                            <w:r>
-                              <w:rPr>
-                                <w:rFonts w:ascii="Loew 2.0 ExtraBold" w:hAnsi="Loew 2.0 ExtraBold" w:cs="Arial"/>
-                                <w:b/>
-                                <w:color w:val="000000" w:themeColor="text1"/>
-                                <w:sz w:val="20"/>
-                                <w:szCs w:val="20"/>
-                              </w:rPr>
-                              <w:t xml:space="preserve">Pre-inspection punch list issued 08/17/2026; open items pending guestroom completion include flooring, fire alarm, and telephone.</w:t>
-                            </w:r>
-                          </w:p>
-                          <w:p>
-                            <w:pPr>
-                              <w:pStyle w:val="ListParagraph"/>
-                              <w:numPr>
-                                <w:ilvl w:val="1"/>
-                                <w:numId w:val="12"/>
-                              </w:numPr>
-                              <w:rPr>
-                                <w:rFonts w:ascii="Loew 2.0 ExtraBold" w:hAnsi="Loew 2.0 ExtraBold" w:cs="Arial"/>
-                                <w:b/>
-                                <w:color w:val="000000" w:themeColor="text1"/>
-                                <w:sz w:val="20"/>
-                                <w:szCs w:val="20"/>
-                              </w:rPr>
-                            </w:pPr>
-                            <w:r>
-                              <w:rPr>
-                                <w:rFonts w:ascii="Loew 2.0 ExtraBold" w:hAnsi="Loew 2.0 ExtraBold" w:cs="Arial"/>
-                                <w:b/>
-                                <w:color w:val="000000" w:themeColor="text1"/>
-                                <w:sz w:val="20"/>
-                                <w:szCs w:val="20"/>
-                              </w:rPr>
-                              <w:t xml:space="preserve">Pre-opening deliverables to Hilton (Certificate of Occupancy, ADA Certificate Form, Pre-Opening Inspection Checklist with photographs); next Hilton site visit 7 – 10 days prior to projected opening; address Hilton 30-day report observation items.</w:t>
-                            </w:r>
-                          </w:p>
-                        </w:txbxContent>
-                      </wps:txbx>
-                      <wps:bodyPr rot="0" vert="horz" wrap="square" lIns="91440" tIns="45720" rIns="91440" bIns="45720" anchor="t" anchorCtr="0" upright="1">
-                        <a:noAutofit/>
-                      </wps:bodyPr>
-                    </wps:wsp>
-                  </a:graphicData>
-                </a:graphic>
-                <wp14:sizeRelH relativeFrom="page">
-                  <wp14:pctWidth>0</wp14:pctWidth>
-                </wp14:sizeRelH>
-                <wp14:sizeRelV relativeFrom="page">
-                  <wp14:pctHeight>0</wp14:pctHeight>
-                </wp14:sizeRelV>
-              </wp:anchor>
-            </w:drawing>
-          </mc:Choice>
-          <mc:Fallback>
-            <w:pict>
-              <v:shape w14:anchorId="2C80C5FC" id="Text Box 7" o:spid="_x0000_s1052" type="#_x0000_t202" style="position:absolute;margin-left:-.3pt;margin-top:2.8pt;width:527.15pt;height:679.3pt;z-index:251663360;visibility:visible;mso-wrap-style:square;mso-width-percent:0;mso-height-percent:0;mso-wrap-distance-left:9pt;mso-wrap-distance-top:0;mso-wrap-distance-right:9pt;mso-wrap-distance-bottom:0;mso-position-horizontal:absolute;mso-position-horizontal-relative:margin;mso-position-vertical:absolute;mso-position-vertical-relative:text;mso-width-percent:0;mso-height-percent:0;mso-width-relative:page;mso-height-relative:page;v-text-anchor:top" o:gfxdata="UEsDBBQABgAIAAAAIQC2gziS/gAAAOEBAAATAAAAW0NvbnRlbnRfVHlwZXNdLnhtbJSRQU7DMBBF 90jcwfIWJU67QAgl6YK0S0CoHGBkTxKLZGx5TGhvj5O2G0SRWNoz/78nu9wcxkFMGNg6quQqL6RA 0s5Y6ir5vt9lD1JwBDIwOMJKHpHlpr69KfdHjyxSmriSfYz+USnWPY7AufNIadK6MEJMx9ApD/oD OlTrorhX2lFEilmcO2RdNtjC5xDF9pCuTyYBB5bi6bQ4syoJ3g9WQ0ymaiLzg5KdCXlKLjvcW893 SUOqXwnz5DrgnHtJTxOsQfEKIT7DmDSUCaxw7Rqn8787ZsmRM9e2VmPeBN4uqYvTtW7jvijg9N/y JsXecLq0q+WD6m8AAAD//wMAUEsDBBQABgAIAAAAIQA4/SH/1gAAAJQBAAALAAAAX3JlbHMvLnJl bHOkkMFqwzAMhu+DvYPRfXGawxijTi+j0GvpHsDYimMaW0Yy2fr2M4PBMnrbUb/Q94l/f/hMi1qR JVI2sOt6UJgd+ZiDgffL8ekFlFSbvV0oo4EbChzGx4f9GRdb25HMsYhqlCwG5lrLq9biZkxWOiqY 22YiTra2kYMu1l1tQD30/bPm3wwYN0x18gb45AdQl1tp5j/sFB2T0FQ7R0nTNEV3j6o9feQzro1i OWA14Fm+Q8a1a8+Bvu/d/dMb2JY5uiPbhG/ktn4cqGU/er3pcvwCAAD//wMAUEsDBBQABgAIAAAA IQBp3cf2HAIAADMEAAAOAAAAZHJzL2Uyb0RvYy54bWysU9tu2zAMfR+wfxD0vjjJkrQ24hRdugwD ugvQ7QMUWY6FyaJGKbGzry8lp2l2exmmB0EUpUPy8HB507eGHRR6Dbbkk9GYM2UlVNruSv71y+bV NWc+CFsJA1aV/Kg8v1m9fLHsXKGm0ICpFDICsb7oXMmbEFyRZV42qhV+BE5ZctaArQhk4i6rUHSE 3ppsOh4vsg6wcghSeU+3d4OTrxJ+XSsZPtW1V4GZklNuIe2Y9m3cs9VSFDsUrtHylIb4hyxaoS0F PUPdiSDYHvVvUK2WCB7qMJLQZlDXWqpUA1UzGf9SzUMjnEq1EDnenWny/w9Wfjw8uM/IQv8Gempg KsK7e5DfPLOwboTdqVtE6BolKgo8iZRlnfPF6Wuk2hc+gmy7D1BRk8U+QALqa2wjK1QnI3RqwPFM uuoDk3S5WOSzPM85k+S7XkyvJot5iiGKp+8OfXinoGXxUHKkriZ4cbj3IaYjiqcnMZoHo6uNNiYZ uNuuDbKDIAVs0jqh//TMWNaVPJ9P5wMDf4UYp/UniFYHkrLRLZVxfiSKyNtbWyWhBaHNcKaUjT0R GbkbWAz9tme6KvnrGCDyuoXqSMwiDMqlSaNDA/iDs45UW3L/fS9QcWbeW+pOPpnNosyTMZtfTcnA S8/20iOsJKiSB86G4zoMo7F3qHcNRRr0YOGWOlrrxPVzVqf0SZmpBacpitK/tNOr51lfPQIAAP// AwBQSwMEFAAGAAgAAAAhANTSyGzgAAAACQEAAA8AAABkcnMvZG93bnJldi54bWxMj0FPwzAMhe9I /IfISFzQlrJu3ShNJ4QEghuMaVyz1msrEqckWVf+Pd4JTrb1np6/V6xHa8SAPnSOFNxOExBIlas7 ahRsP54mKxAhaqq1cYQKfjDAury8KHReuxO947CJjeAQCrlW0MbY51KGqkWrw9T1SKwdnLc68ukb WXt94nBr5CxJMml1R/yh1T0+tlh9bY5WwWr+MnyG1/RtV2UHcxdvlsPzt1fq+mp8uAcRcYx/Zjjj MzqUzLR3R6qDMAomGRsVLHic1WSRLkHseUuz+QxkWcj/DcpfAAAA//8DAFBLAQItABQABgAIAAAA IQC2gziS/gAAAOEBAAATAAAAAAAAAAAAAAAAAAAAAABbQ29udGVudF9UeXBlc10ueG1sUEsBAi0A FAAGAAgAAAAhADj9If/WAAAAlAEAAAsAAAAAAAAAAAAAAAAALwEAAF9yZWxzLy5yZWxzUEsBAi0A FAAGAAgAAAAhAGndx/YcAgAAMwQAAA4AAAAAAAAAAAAAAAAALgIAAGRycy9lMm9Eb2MueG1sUEsB Ai0AFAAGAAgAAAAhANTSyGzgAAAACQEAAA8AAAAAAAAAAAAAAAAAdgQAAGRycy9kb3ducmV2Lnht bFBLBQYAAAAABAAEAPMAAACDBQAAAAA= ">
-                <v:textbox>
-                  <w:txbxContent>
+                    <w:p>
+                      <w:pPr>
+                        <w:rPr>
+                          <w:rFonts w:ascii="Loew 2.0 ExtraBold" w:hAnsi="Loew 2.0 ExtraBold" w:cs="Arial"/>
+                          <w:b/>
+                          <w:color w:val="000000" w:themeColor="text1"/>
+                          <w:sz w:val="20"/>
+                          <w:szCs w:val="20"/>
+                        </w:rPr>
+                      </w:pPr>
+                    </w:p>
                     <w:p>
                       <w:pPr>
                         <w:rPr>
@@ -4680,7 +4033,7 @@
                           <w:sz w:val="20"/>
                           <w:szCs w:val="20"/>
                         </w:rPr>
-                        <w:t xml:space="preserve">No weather delay days recorded this reporting period (07/16/2026 – 08/18/2026).</w:t>
+                        <w:t xml:space="preserve">No weather delay days recorded this reporting period.</w:t>
                       </w:r>
                     </w:p>
                     <w:p>
@@ -4764,7 +4117,7 @@
                           <w:sz w:val="20"/>
                           <w:szCs w:val="20"/>
                         </w:rPr>
-                        <w:t xml:space="preserve">Clear staging guestrooms and close exterior windows (targeted 08/19/2026); mechanical and electrical complete remaining trim-out in a single mobilization.</w:t>
+                        <w:t xml:space="preserve">Mechanical and electrical trim-out to complete once staging guestrooms are cleared.</w:t>
                       </w:r>
                     </w:p>
                     <w:p>
@@ -4811,7 +4164,7 @@
                           <w:sz w:val="20"/>
                           <w:szCs w:val="20"/>
                         </w:rPr>
-                        <w:t xml:space="preserve"> floor – corridor carpet &amp; tile 08/19/2026 – 08/21/2026 with base, corner guards, and paint touch-up to follow; common-room finish-out continues through 09/16/2026.</w:t>
+                        <w:t xml:space="preserve"> floor – corridor carpet and tile with base, corner guards, and paint touch-up; common-room finish-out to continue.</w:t>
                       </w:r>
                     </w:p>
                     <w:p>
@@ -4879,7 +4232,7 @@
                           <w:sz w:val="20"/>
                           <w:szCs w:val="20"/>
                         </w:rPr>
-                        <w:t xml:space="preserve"> floors – frames &amp; doors, electrical and plumbing finish 08/17/2026 – 08/26/2026; Stair 1 and Stair 2 finish-out 08/20/2026 – 08/31/2026.</w:t>
+                        <w:t xml:space="preserve"> floors – frames and doors, electrical and plumbing finish.</w:t>
                       </w:r>
                     </w:p>
                     <w:p>
@@ -4905,54 +4258,7 @@
                           <w:sz w:val="20"/>
                           <w:szCs w:val="20"/>
                         </w:rPr>
-                        <w:t xml:space="preserve">2</w:t>
-                      </w:r>
-                      <w:r>
-                        <w:rPr>
-                          <w:rFonts w:ascii="Loew 2.0 ExtraBold" w:hAnsi="Loew 2.0 ExtraBold" w:cs="Arial"/>
-                          <w:b/>
-                          <w:color w:val="000000" w:themeColor="text1"/>
-                          <w:sz w:val="20"/>
-                          <w:szCs w:val="20"/>
-                          <w:vertAlign w:val="superscript"/>
-                        </w:rPr>
-                        <w:t>nd</w:t>
-                      </w:r>
-                      <w:r>
-                        <w:rPr>
-                          <w:rFonts w:ascii="Loew 2.0 ExtraBold" w:hAnsi="Loew 2.0 ExtraBold" w:cs="Arial"/>
-                          <w:b/>
-                          <w:color w:val="000000" w:themeColor="text1"/>
-                          <w:sz w:val="20"/>
-                          <w:szCs w:val="20"/>
-                        </w:rPr>
-                        <w:t xml:space="preserve"> floor – remaining touch-up paint (90% complete) 09/16/2026 – 09/21/2026 per completion schedule.</w:t>
-                      </w:r>
-                    </w:p>
-                    <w:p>
-                      <w:pPr>
-                        <w:pStyle w:val="ListParagraph"/>
-                        <w:numPr>
-                          <w:ilvl w:val="1"/>
-                          <w:numId w:val="12"/>
-                        </w:numPr>
-                        <w:rPr>
-                          <w:rFonts w:ascii="Loew 2.0 ExtraBold" w:hAnsi="Loew 2.0 ExtraBold" w:cs="Arial"/>
-                          <w:b/>
-                          <w:color w:val="000000" w:themeColor="text1"/>
-                          <w:sz w:val="20"/>
-                          <w:szCs w:val="20"/>
-                        </w:rPr>
-                      </w:pPr>
-                      <w:r>
-                        <w:rPr>
-                          <w:rFonts w:ascii="Loew 2.0 ExtraBold" w:hAnsi="Loew 2.0 ExtraBold" w:cs="Arial"/>
-                          <w:b/>
-                          <w:color w:val="000000" w:themeColor="text1"/>
-                          <w:sz w:val="20"/>
-                          <w:szCs w:val="20"/>
-                        </w:rPr>
-                        <w:t xml:space="preserve">FF&amp;E installation of the remaining 14 guestrooms upon resumption.</w:t>
+                        <w:t xml:space="preserve">Stair 1 and Stair 2 finish-out; FF&amp;E installation of the remaining 14 guestrooms upon resumption.</w:t>
                       </w:r>
                     </w:p>
                     <w:p>
@@ -5004,7 +4310,7 @@
                           <w:sz w:val="20"/>
                           <w:szCs w:val="20"/>
                         </w:rPr>
-                        <w:t xml:space="preserve">EFIS completion by 08/25/2026; masonry capstone installation upon delivery.</w:t>
+                        <w:t xml:space="preserve">EFIS to be completed; masonry capstone installation upon delivery.</w:t>
                       </w:r>
                     </w:p>
                     <w:p>
@@ -5030,7 +4336,7 @@
                           <w:sz w:val="20"/>
                           <w:szCs w:val="20"/>
                         </w:rPr>
-                        <w:t xml:space="preserve">Complete pool fill; pool fence and gates installation from 08/20/2026 with new plaster protected during welding.</w:t>
+                        <w:t xml:space="preserve">Complete pool fill; pool fence and gates installation.</w:t>
                       </w:r>
                     </w:p>
                     <w:p>
@@ -5056,7 +4362,7 @@
                           <w:sz w:val="20"/>
                           <w:szCs w:val="20"/>
                         </w:rPr>
-                        <w:t xml:space="preserve">Outdoor amenity areas – firepits, pet relief stand, outdoor lounge, porte cochere and lighting, FRC planters – 08/17/2026 – 08/31/2026.</w:t>
+                        <w:t xml:space="preserve">Outdoor amenity areas – firepits, pet relief stand, outdoor lounge, porte cochere and lighting, FRC planters.</w:t>
                       </w:r>
                     </w:p>
                     <w:p>
@@ -5082,33 +4388,7 @@
                           <w:sz w:val="20"/>
                           <w:szCs w:val="20"/>
                         </w:rPr>
-                        <w:t xml:space="preserve">Headwall repair 08/19/2026; TxDOT railing at entrance 08/28/2026 – 08/31/2026 (fabricator quote expected 08/19/2026).</w:t>
-                      </w:r>
-                    </w:p>
-                    <w:p>
-                      <w:pPr>
-                        <w:pStyle w:val="ListParagraph"/>
-                        <w:numPr>
-                          <w:ilvl w:val="1"/>
-                          <w:numId w:val="12"/>
-                        </w:numPr>
-                        <w:rPr>
-                          <w:rFonts w:ascii="Loew 2.0 ExtraBold" w:hAnsi="Loew 2.0 ExtraBold" w:cs="Arial"/>
-                          <w:b/>
-                          <w:color w:val="000000" w:themeColor="text1"/>
-                          <w:sz w:val="20"/>
-                          <w:szCs w:val="20"/>
-                        </w:rPr>
-                      </w:pPr>
-                      <w:r>
-                        <w:rPr>
-                          <w:rFonts w:ascii="Loew 2.0 ExtraBold" w:hAnsi="Loew 2.0 ExtraBold" w:cs="Arial"/>
-                          <w:b/>
-                          <w:color w:val="000000" w:themeColor="text1"/>
-                          <w:sz w:val="20"/>
-                          <w:szCs w:val="20"/>
-                        </w:rPr>
-                        <w:t xml:space="preserve">Landscaping – trees, plants and mulch through 08/28/2026; dumpster storage enclosure completion 08/21/2026 – 08/28/2026.</w:t>
+                        <w:t xml:space="preserve">Landscaping, dumpster enclosure, headwall repair, and TxDOT railing at entrance.</w:t>
                       </w:r>
                     </w:p>
                     <w:p>
@@ -5160,7 +4440,7 @@
                           <w:sz w:val="20"/>
                           <w:szCs w:val="20"/>
                         </w:rPr>
-                        <w:t xml:space="preserve">TKE elevator installation to completion (through 09/14/2026); state inspection carried 09/16/2026; shaft-wall build-out to follow.</w:t>
+                        <w:t xml:space="preserve">TKE elevator installation to completion, followed by state inspection and shaft-wall build-out.</w:t>
                       </w:r>
                     </w:p>
                     <w:p>
@@ -5186,7 +4466,7 @@
                           <w:sz w:val="20"/>
                           <w:szCs w:val="20"/>
                         </w:rPr>
-                        <w:t xml:space="preserve">Fire Alarm Final and Mechanical Final inspections – 08/24/2026.</w:t>
+                        <w:t xml:space="preserve">Fire Alarm Final and Mechanical Final inspections.</w:t>
                       </w:r>
                     </w:p>
                     <w:p>
@@ -5212,7 +4492,7 @@
                           <w:sz w:val="20"/>
                           <w:szCs w:val="20"/>
                         </w:rPr>
-                        <w:t xml:space="preserve">Pre-inspection punch list issued 08/17/2026; open items pending guestroom completion include flooring, fire alarm, and telephone.</w:t>
+                        <w:t xml:space="preserve">Close out pre-inspection punch list and Hilton 30-day report observation items.</w:t>
                       </w:r>
                     </w:p>
                     <w:p>
@@ -5238,7 +4518,7 @@
                           <w:sz w:val="20"/>
                           <w:szCs w:val="20"/>
                         </w:rPr>
-                        <w:t xml:space="preserve">Pre-opening deliverables to Hilton (Certificate of Occupancy, ADA Certificate Form, Pre-Opening Inspection Checklist with photographs); next Hilton site visit 7 – 10 days prior to projected opening; address Hilton 30-day report observation items.</w:t>
+                        <w:t xml:space="preserve">Pre-opening deliverables to Hilton – Certificate of Occupancy, ADA Certificate Form, and Pre-Opening Inspection Checklist with photographs.</w:t>
                       </w:r>
                     </w:p>
                   </w:txbxContent>
